--- a/lessons/7-5/downloads/reveal/teacher/7.5-session-1-prerequisite-practice-b.docx
+++ b/lessons/7-5/downloads/reveal/teacher/7.5-session-1-prerequisite-practice-b.docx
@@ -15,10 +15,28 @@
         <w:rPr>
           <w:rFonts w:ascii="Avenir Next" w:hAnsi="Avenir Next" w:cs="Avenir Next" w:eastAsia="Avenir Next"/>
           <w:color w:val="1A1A1A"/>
+          <w:sz w:val="22"/>
+          <w:szCs w:val="20"/>
+        </w:rPr>
+        <w:t xml:space="preserve">Name</w:t>
+      </w:r>
+      <w:r>
+        <w:rPr>
+          <w:rFonts w:ascii="Avenir Next" w:hAnsi="Avenir Next" w:cs="Avenir Next" w:eastAsia="Avenir Next"/>
+          <w:color w:val="1A1A1A"/>
           <w:sz w:val="20"/>
           <w:szCs w:val="20"/>
         </w:rPr>
-        <w:t xml:space="preserve">Name</w:t>
+        <w:tab/>
+      </w:r>
+      <w:r>
+        <w:rPr>
+          <w:rFonts w:ascii="Avenir Next" w:hAnsi="Avenir Next" w:cs="Avenir Next" w:eastAsia="Avenir Next"/>
+          <w:color w:val="1A1A1A"/>
+          <w:sz w:val="22"/>
+          <w:szCs w:val="20"/>
+        </w:rPr>
+        <w:t xml:space="preserve">   Date</w:t>
       </w:r>
       <w:r>
         <w:rPr>
@@ -33,25 +51,7 @@
         <w:rPr>
           <w:rFonts w:ascii="Avenir Next" w:hAnsi="Avenir Next" w:cs="Avenir Next" w:eastAsia="Avenir Next"/>
           <w:color w:val="1A1A1A"/>
-          <w:sz w:val="20"/>
-          <w:szCs w:val="20"/>
-        </w:rPr>
-        <w:t xml:space="preserve">   Date</w:t>
-      </w:r>
-      <w:r>
-        <w:rPr>
-          <w:rFonts w:ascii="Avenir Next" w:hAnsi="Avenir Next" w:cs="Avenir Next" w:eastAsia="Avenir Next"/>
-          <w:color w:val="1A1A1A"/>
-          <w:sz w:val="20"/>
-          <w:szCs w:val="20"/>
-        </w:rPr>
-        <w:tab/>
-      </w:r>
-      <w:r>
-        <w:rPr>
-          <w:rFonts w:ascii="Avenir Next" w:hAnsi="Avenir Next" w:cs="Avenir Next" w:eastAsia="Avenir Next"/>
-          <w:color w:val="1A1A1A"/>
-          <w:sz w:val="20"/>
+          <w:sz w:val="22"/>
           <w:szCs w:val="20"/>
         </w:rPr>
         <w:t xml:space="preserve">   Period</w:t>
@@ -78,7 +78,7 @@
           <w:caps/>
           <w:color w:val="003A70"/>
           <w:spacing w:val="12"/>
-          <w:sz w:val="19"/>
+          <w:sz w:val="22"/>
           <w:szCs w:val="19"/>
         </w:rPr>
         <w:t xml:space="preserve">Lesson 7-5  ·  Session 1  ·  Prerequisite Practice B  ·  Skill 1 of 2</w:t>
@@ -86,6 +86,7 @@
     </w:p>
     <w:p>
       <w:pPr>
+        <w:pStyle w:val="Heading1"/>
         <w:keepNext/>
         <w:spacing w:before="0" w:after="10" w:line="240" w:lineRule="auto"/>
       </w:pPr>
@@ -111,7 +112,7 @@
         <w:rPr>
           <w:rFonts w:ascii="Avenir Next" w:hAnsi="Avenir Next" w:cs="Avenir Next" w:eastAsia="Avenir Next"/>
           <w:color w:val="5A5F66"/>
-          <w:sz w:val="17"/>
+          <w:sz w:val="22"/>
           <w:szCs w:val="17"/>
         </w:rPr>
         <w:t xml:space="preserve">Builds on Lesson 7-2 Session 1 · 6.NS.C.6c</w:t>
@@ -154,6 +155,7 @@
           </w:tcPr>
           <w:p>
             <w:pPr>
+              <w:pStyle w:val="Heading2"/>
               <w:spacing w:before="0" w:after="0" w:line="252" w:lineRule="auto"/>
             </w:pPr>
             <w:r>
@@ -183,7 +185,7 @@
               <w:rPr>
                 <w:rFonts w:ascii="Avenir Next" w:hAnsi="Avenir Next" w:cs="Avenir Next" w:eastAsia="Avenir Next"/>
                 <w:color w:val="1A1A1A"/>
-                <w:sz w:val="20"/>
+                <w:sz w:val="22"/>
                 <w:szCs w:val="20"/>
               </w:rPr>
               <w:t xml:space="preserve">You will plot (−3.5, 2.5). First go 3.5 units left of the origin.</w:t>
@@ -203,6 +205,7 @@
           </w:tcPr>
           <w:p>
             <w:pPr>
+              <w:pStyle w:val="Heading2"/>
               <w:spacing w:before="0" w:after="0" w:line="252" w:lineRule="auto"/>
             </w:pPr>
             <w:r>
@@ -232,7 +235,7 @@
               <w:rPr>
                 <w:rFonts w:ascii="Avenir Next" w:hAnsi="Avenir Next" w:cs="Avenir Next" w:eastAsia="Avenir Next"/>
                 <w:color w:val="1A1A1A"/>
-                <w:sz w:val="20"/>
+                <w:sz w:val="22"/>
                 <w:szCs w:val="20"/>
               </w:rPr>
               <w:t xml:space="preserve">Find a negative decimal like −3.5: halfway between −4 and −3.  </w:t>
@@ -242,7 +245,7 @@
                 <w:rFonts w:ascii="Avenir Next" w:hAnsi="Avenir Next" w:cs="Avenir Next" w:eastAsia="Avenir Next"/>
                 <w:b/>
                 <w:color w:val="1A1A1A"/>
-                <w:sz w:val="20"/>
+                <w:sz w:val="22"/>
                 <w:szCs w:val="20"/>
               </w:rPr>
               <w:t xml:space="preserve">You will use it in Practice Form A, problem 6.</w:t>
@@ -253,6 +256,7 @@
     </w:tbl>
     <w:p>
       <w:pPr>
+        <w:pStyle w:val="Heading2"/>
         <w:keepNext/>
         <w:pBdr>
           <w:bottom w:val="single" w:sz="8" w:space="3" w:color="003A70"/>
@@ -268,7 +272,7 @@
           <w:b/>
           <w:color w:val="003A70"/>
           <w:spacing w:val="14"/>
-          <w:sz w:val="19"/>
+          <w:sz w:val="22"/>
           <w:szCs w:val="19"/>
         </w:rPr>
         <w:t xml:space="preserve">STEPS TO FOLLOW</w:t>
@@ -287,7 +291,7 @@
           <w:rFonts w:ascii="Avenir Next" w:hAnsi="Avenir Next" w:cs="Avenir Next" w:eastAsia="Avenir Next"/>
           <w:i/>
           <w:color w:val="5A5F66"/>
-          <w:sz w:val="17"/>
+          <w:sz w:val="22"/>
           <w:szCs w:val="17"/>
         </w:rPr>
         <w:t xml:space="preserve">use these same steps on every problem</w:t>
@@ -329,6 +333,7 @@
           </w:tcPr>
           <w:p>
             <w:pPr>
+              <w:pStyle w:val="Heading1"/>
               <w:spacing w:before="0" w:after="0" w:line="240" w:lineRule="auto"/>
               <w:jc w:val="center"/>
             </w:pPr>
@@ -357,7 +362,7 @@
               <w:rPr>
                 <w:rFonts w:ascii="Avenir Next" w:hAnsi="Avenir Next" w:cs="Avenir Next" w:eastAsia="Avenir Next"/>
                 <w:color w:val="1A1A1A"/>
-                <w:sz w:val="21"/>
+                <w:sz w:val="22"/>
                 <w:szCs w:val="21"/>
               </w:rPr>
               <w:t xml:space="preserve">Find the two </w:t>
@@ -367,7 +372,7 @@
                 <w:rFonts w:ascii="Avenir Next" w:hAnsi="Avenir Next" w:cs="Avenir Next" w:eastAsia="Avenir Next"/>
                 <w:b/>
                 <w:color w:val="1A1A1A"/>
-                <w:sz w:val="21"/>
+                <w:sz w:val="22"/>
                 <w:szCs w:val="21"/>
               </w:rPr>
               <w:t xml:space="preserve">integers</w:t>
@@ -376,7 +381,7 @@
               <w:rPr>
                 <w:rFonts w:ascii="Avenir Next" w:hAnsi="Avenir Next" w:cs="Avenir Next" w:eastAsia="Avenir Next"/>
                 <w:color w:val="1A1A1A"/>
-                <w:sz w:val="21"/>
+                <w:sz w:val="22"/>
                 <w:szCs w:val="21"/>
               </w:rPr>
               <w:t xml:space="preserve"> the number sits between.</w:t>
@@ -395,6 +400,7 @@
           </w:tcPr>
           <w:p>
             <w:pPr>
+              <w:pStyle w:val="Heading1"/>
               <w:spacing w:before="0" w:after="0" w:line="240" w:lineRule="auto"/>
               <w:jc w:val="center"/>
             </w:pPr>
@@ -423,7 +429,7 @@
               <w:rPr>
                 <w:rFonts w:ascii="Avenir Next" w:hAnsi="Avenir Next" w:cs="Avenir Next" w:eastAsia="Avenir Next"/>
                 <w:color w:val="1A1A1A"/>
-                <w:sz w:val="21"/>
+                <w:sz w:val="22"/>
                 <w:szCs w:val="21"/>
               </w:rPr>
               <w:t xml:space="preserve">Split that gap into equal </w:t>
@@ -433,7 +439,7 @@
                 <w:rFonts w:ascii="Avenir Next" w:hAnsi="Avenir Next" w:cs="Avenir Next" w:eastAsia="Avenir Next"/>
                 <w:b/>
                 <w:color w:val="1A1A1A"/>
-                <w:sz w:val="21"/>
+                <w:sz w:val="22"/>
                 <w:szCs w:val="21"/>
               </w:rPr>
               <w:t xml:space="preserve">parts</w:t>
@@ -442,7 +448,7 @@
               <w:rPr>
                 <w:rFonts w:ascii="Avenir Next" w:hAnsi="Avenir Next" w:cs="Avenir Next" w:eastAsia="Avenir Next"/>
                 <w:color w:val="1A1A1A"/>
-                <w:sz w:val="21"/>
+                <w:sz w:val="22"/>
                 <w:szCs w:val="21"/>
               </w:rPr>
               <w:t xml:space="preserve">.</w:t>
@@ -461,6 +467,7 @@
           </w:tcPr>
           <w:p>
             <w:pPr>
+              <w:pStyle w:val="Heading1"/>
               <w:spacing w:before="0" w:after="0" w:line="240" w:lineRule="auto"/>
               <w:jc w:val="center"/>
             </w:pPr>
@@ -489,7 +496,7 @@
               <w:rPr>
                 <w:rFonts w:ascii="Avenir Next" w:hAnsi="Avenir Next" w:cs="Avenir Next" w:eastAsia="Avenir Next"/>
                 <w:color w:val="1A1A1A"/>
-                <w:sz w:val="21"/>
+                <w:sz w:val="22"/>
                 <w:szCs w:val="21"/>
               </w:rPr>
               <w:t xml:space="preserve">Count the parts </w:t>
@@ -499,7 +506,7 @@
                 <w:rFonts w:ascii="Avenir Next" w:hAnsi="Avenir Next" w:cs="Avenir Next" w:eastAsia="Avenir Next"/>
                 <w:b/>
                 <w:color w:val="1A1A1A"/>
-                <w:sz w:val="21"/>
+                <w:sz w:val="22"/>
                 <w:szCs w:val="21"/>
               </w:rPr>
               <w:t xml:space="preserve">away from 0</w:t>
@@ -508,7 +515,7 @@
               <w:rPr>
                 <w:rFonts w:ascii="Avenir Next" w:hAnsi="Avenir Next" w:cs="Avenir Next" w:eastAsia="Avenir Next"/>
                 <w:color w:val="1A1A1A"/>
-                <w:sz w:val="21"/>
+                <w:sz w:val="22"/>
                 <w:szCs w:val="21"/>
               </w:rPr>
               <w:t xml:space="preserve">. Mark the point.</w:t>
@@ -519,6 +526,7 @@
     </w:tbl>
     <w:p>
       <w:pPr>
+        <w:pStyle w:val="Heading2"/>
         <w:keepNext/>
         <w:pBdr>
           <w:bottom w:val="single" w:sz="8" w:space="3" w:color="003A70"/>
@@ -534,7 +542,7 @@
           <w:b/>
           <w:color w:val="003A70"/>
           <w:spacing w:val="14"/>
-          <w:sz w:val="19"/>
+          <w:sz w:val="22"/>
           <w:szCs w:val="19"/>
         </w:rPr>
         <w:t xml:space="preserve">WATCH ME</w:t>
@@ -553,7 +561,7 @@
           <w:rFonts w:ascii="Avenir Next" w:hAnsi="Avenir Next" w:cs="Avenir Next" w:eastAsia="Avenir Next"/>
           <w:i/>
           <w:color w:val="5A5F66"/>
-          <w:sz w:val="17"/>
+          <w:sz w:val="22"/>
           <w:szCs w:val="17"/>
         </w:rPr>
         <w:t xml:space="preserve">the steps in action</w:t>
@@ -602,7 +610,7 @@
                 <w:rFonts w:ascii="Avenir Next" w:hAnsi="Avenir Next" w:cs="Avenir Next" w:eastAsia="Avenir Next"/>
                 <w:b/>
                 <w:color w:val="1A1A1A"/>
-                <w:sz w:val="21"/>
+                <w:sz w:val="22"/>
                 <w:szCs w:val="21"/>
               </w:rPr>
               <w:t xml:space="preserve">Plot −2.5.</w:t>
@@ -621,25 +629,25 @@
                 <w:rFonts w:ascii="Avenir Next" w:hAnsi="Avenir Next" w:cs="Avenir Next" w:eastAsia="Avenir Next"/>
                 <w:b/>
                 <w:color w:val="003A70"/>
+                <w:sz w:val="22"/>
+                <w:szCs w:val="19"/>
+              </w:rPr>
+              <w:t xml:space="preserve">Step 1</w:t>
+            </w:r>
+            <w:r>
+              <w:rPr>
+                <w:rFonts w:ascii="Avenir Next" w:hAnsi="Avenir Next" w:cs="Avenir Next" w:eastAsia="Avenir Next"/>
+                <w:color w:val="1A1A1A"/>
                 <w:sz w:val="19"/>
                 <w:szCs w:val="19"/>
               </w:rPr>
-              <w:t xml:space="preserve">Step 1</w:t>
-            </w:r>
-            <w:r>
-              <w:rPr>
-                <w:rFonts w:ascii="Avenir Next" w:hAnsi="Avenir Next" w:cs="Avenir Next" w:eastAsia="Avenir Next"/>
-                <w:color w:val="1A1A1A"/>
-                <w:sz w:val="19"/>
-                <w:szCs w:val="19"/>
-              </w:rPr>
               <w:tab/>
             </w:r>
             <w:r>
               <w:rPr>
                 <w:rFonts w:ascii="Avenir Next" w:hAnsi="Avenir Next" w:cs="Avenir Next" w:eastAsia="Avenir Next"/>
                 <w:color w:val="1A1A1A"/>
-                <w:sz w:val="21"/>
+                <w:sz w:val="22"/>
                 <w:szCs w:val="21"/>
               </w:rPr>
               <w:t xml:space="preserve">−2.5 is between −2 and −3.</w:t>
@@ -658,25 +666,25 @@
                 <w:rFonts w:ascii="Avenir Next" w:hAnsi="Avenir Next" w:cs="Avenir Next" w:eastAsia="Avenir Next"/>
                 <w:b/>
                 <w:color w:val="003A70"/>
+                <w:sz w:val="22"/>
+                <w:szCs w:val="19"/>
+              </w:rPr>
+              <w:t xml:space="preserve">Step 2</w:t>
+            </w:r>
+            <w:r>
+              <w:rPr>
+                <w:rFonts w:ascii="Avenir Next" w:hAnsi="Avenir Next" w:cs="Avenir Next" w:eastAsia="Avenir Next"/>
+                <w:color w:val="1A1A1A"/>
                 <w:sz w:val="19"/>
                 <w:szCs w:val="19"/>
               </w:rPr>
-              <w:t xml:space="preserve">Step 2</w:t>
-            </w:r>
-            <w:r>
-              <w:rPr>
-                <w:rFonts w:ascii="Avenir Next" w:hAnsi="Avenir Next" w:cs="Avenir Next" w:eastAsia="Avenir Next"/>
-                <w:color w:val="1A1A1A"/>
-                <w:sz w:val="19"/>
-                <w:szCs w:val="19"/>
-              </w:rPr>
               <w:tab/>
             </w:r>
             <w:r>
               <w:rPr>
                 <w:rFonts w:ascii="Avenir Next" w:hAnsi="Avenir Next" w:cs="Avenir Next" w:eastAsia="Avenir Next"/>
                 <w:color w:val="1A1A1A"/>
-                <w:sz w:val="21"/>
+                <w:sz w:val="22"/>
                 <w:szCs w:val="21"/>
               </w:rPr>
               <w:t xml:space="preserve">Split −2 to −3 into 2 equal parts.</w:t>
@@ -695,25 +703,25 @@
                 <w:rFonts w:ascii="Avenir Next" w:hAnsi="Avenir Next" w:cs="Avenir Next" w:eastAsia="Avenir Next"/>
                 <w:b/>
                 <w:color w:val="003A70"/>
+                <w:sz w:val="22"/>
+                <w:szCs w:val="19"/>
+              </w:rPr>
+              <w:t xml:space="preserve">Step 3</w:t>
+            </w:r>
+            <w:r>
+              <w:rPr>
+                <w:rFonts w:ascii="Avenir Next" w:hAnsi="Avenir Next" w:cs="Avenir Next" w:eastAsia="Avenir Next"/>
+                <w:color w:val="1A1A1A"/>
                 <w:sz w:val="19"/>
                 <w:szCs w:val="19"/>
               </w:rPr>
-              <w:t xml:space="preserve">Step 3</w:t>
-            </w:r>
-            <w:r>
-              <w:rPr>
-                <w:rFonts w:ascii="Avenir Next" w:hAnsi="Avenir Next" w:cs="Avenir Next" w:eastAsia="Avenir Next"/>
-                <w:color w:val="1A1A1A"/>
-                <w:sz w:val="19"/>
-                <w:szCs w:val="19"/>
-              </w:rPr>
               <w:tab/>
             </w:r>
             <w:r>
               <w:rPr>
                 <w:rFonts w:ascii="Avenir Next" w:hAnsi="Avenir Next" w:cs="Avenir Next" w:eastAsia="Avenir Next"/>
                 <w:color w:val="1A1A1A"/>
-                <w:sz w:val="21"/>
+                <w:sz w:val="22"/>
                 <w:szCs w:val="21"/>
               </w:rPr>
               <w:t xml:space="preserve">Count 1 part left of −2. Mark it.</w:t>
@@ -732,18 +740,18 @@
                 <w:rFonts w:ascii="Avenir Next" w:hAnsi="Avenir Next" w:cs="Avenir Next" w:eastAsia="Avenir Next"/>
                 <w:b/>
                 <w:color w:val="1A1A1A"/>
+                <w:sz w:val="22"/>
+                <w:szCs w:val="21"/>
+              </w:rPr>
+              <w:t xml:space="preserve">Answer</w:t>
+            </w:r>
+            <w:r>
+              <w:rPr>
+                <w:rFonts w:ascii="Avenir Next" w:hAnsi="Avenir Next" w:cs="Avenir Next" w:eastAsia="Avenir Next"/>
+                <w:color w:val="1A1A1A"/>
                 <w:sz w:val="21"/>
                 <w:szCs w:val="21"/>
               </w:rPr>
-              <w:t xml:space="preserve">Answer</w:t>
-            </w:r>
-            <w:r>
-              <w:rPr>
-                <w:rFonts w:ascii="Avenir Next" w:hAnsi="Avenir Next" w:cs="Avenir Next" w:eastAsia="Avenir Next"/>
-                <w:color w:val="1A1A1A"/>
-                <w:sz w:val="21"/>
-                <w:szCs w:val="21"/>
-              </w:rPr>
               <w:tab/>
             </w:r>
             <w:r>
@@ -751,7 +759,7 @@
                 <w:rFonts w:ascii="Avenir Next" w:hAnsi="Avenir Next" w:cs="Avenir Next" w:eastAsia="Avenir Next"/>
                 <w:b/>
                 <w:color w:val="1A1A1A"/>
-                <w:sz w:val="21"/>
+                <w:sz w:val="22"/>
                 <w:szCs w:val="21"/>
               </w:rPr>
               <w:t xml:space="preserve">halfway between −3 and −2</w:t>
@@ -772,7 +780,7 @@
               <w:drawing>
                 <wp:inline distT="0" distB="0" distL="0" distR="0">
                   <wp:extent cx="2743200" cy="731520"/>
-                  <wp:docPr id="1" name="Figure 1"/>
+                  <wp:docPr id="1" name="Figure 1" descr="Number line from -4 to 4, ticks every 0.5. Points: x: -2.5; label: −2.5."/>
                   <a:graphic xmlns:a="http://schemas.openxmlformats.org/drawingml/2006/main">
                     <a:graphicData uri="http://schemas.openxmlformats.org/drawingml/2006/picture">
                       <pic:pic xmlns:pic="http://schemas.openxmlformats.org/drawingml/2006/picture">
@@ -812,6 +820,7 @@
     </w:p>
     <w:p>
       <w:pPr>
+        <w:pStyle w:val="Heading2"/>
         <w:keepNext/>
         <w:pBdr>
           <w:bottom w:val="single" w:sz="8" w:space="3" w:color="003A70"/>
@@ -827,7 +836,7 @@
           <w:b/>
           <w:color w:val="003A70"/>
           <w:spacing w:val="14"/>
-          <w:sz w:val="19"/>
+          <w:sz w:val="22"/>
           <w:szCs w:val="19"/>
         </w:rPr>
         <w:t xml:space="preserve">TRY IT WITH HELP</w:t>
@@ -846,7 +855,7 @@
           <w:rFonts w:ascii="Avenir Next" w:hAnsi="Avenir Next" w:cs="Avenir Next" w:eastAsia="Avenir Next"/>
           <w:i/>
           <w:color w:val="5A5F66"/>
-          <w:sz w:val="17"/>
+          <w:sz w:val="22"/>
           <w:szCs w:val="17"/>
         </w:rPr>
         <w:t xml:space="preserve">fill in each step</w:t>
@@ -904,28 +913,47 @@
           <w:rFonts w:ascii="Avenir Next" w:hAnsi="Avenir Next" w:cs="Avenir Next" w:eastAsia="Avenir Next"/>
           <w:b/>
           <w:color w:val="003A70"/>
+          <w:sz w:val="22"/>
+          <w:szCs w:val="18"/>
+        </w:rPr>
+        <w:t xml:space="preserve">Step 1</w:t>
+      </w:r>
+      <w:r>
+        <w:rPr>
+          <w:rFonts w:ascii="Avenir Next" w:hAnsi="Avenir Next" w:cs="Avenir Next" w:eastAsia="Avenir Next"/>
+          <w:color w:val="1A1A1A"/>
           <w:sz w:val="18"/>
           <w:szCs w:val="18"/>
         </w:rPr>
-        <w:t xml:space="preserve">Step 1</w:t>
-      </w:r>
-      <w:r>
-        <w:rPr>
-          <w:rFonts w:ascii="Avenir Next" w:hAnsi="Avenir Next" w:cs="Avenir Next" w:eastAsia="Avenir Next"/>
-          <w:color w:val="1A1A1A"/>
-          <w:sz w:val="18"/>
-          <w:szCs w:val="18"/>
-        </w:rPr>
         <w:tab/>
       </w:r>
       <w:r>
         <w:rPr>
           <w:rFonts w:ascii="Avenir Next" w:hAnsi="Avenir Next" w:cs="Avenir Next" w:eastAsia="Avenir Next"/>
           <w:color w:val="1A1A1A"/>
+          <w:sz w:val="22"/>
+          <w:szCs w:val="21"/>
+        </w:rPr>
+        <w:t xml:space="preserve">−1.5 is between </w:t>
+      </w:r>
+      <w:r>
+        <w:rPr>
+          <w:rFonts w:ascii="Avenir Next" w:hAnsi="Avenir Next" w:cs="Avenir Next" w:eastAsia="Avenir Next"/>
+          <w:color w:val="1A1A1A"/>
           <w:sz w:val="21"/>
           <w:szCs w:val="21"/>
-        </w:rPr>
-        <w:t xml:space="preserve">−1.5 is between </w:t>
+          <w:u w:val="single"/>
+        </w:rPr>
+        <w:t xml:space="preserve">                </w:t>
+      </w:r>
+      <w:r>
+        <w:rPr>
+          <w:rFonts w:ascii="Avenir Next" w:hAnsi="Avenir Next" w:cs="Avenir Next" w:eastAsia="Avenir Next"/>
+          <w:color w:val="1A1A1A"/>
+          <w:sz w:val="22"/>
+          <w:szCs w:val="21"/>
+        </w:rPr>
+        <w:t xml:space="preserve"> and </w:t>
       </w:r>
       <w:r>
         <w:rPr>
@@ -941,26 +969,7 @@
         <w:rPr>
           <w:rFonts w:ascii="Avenir Next" w:hAnsi="Avenir Next" w:cs="Avenir Next" w:eastAsia="Avenir Next"/>
           <w:color w:val="1A1A1A"/>
-          <w:sz w:val="21"/>
-          <w:szCs w:val="21"/>
-        </w:rPr>
-        <w:t xml:space="preserve"> and </w:t>
-      </w:r>
-      <w:r>
-        <w:rPr>
-          <w:rFonts w:ascii="Avenir Next" w:hAnsi="Avenir Next" w:cs="Avenir Next" w:eastAsia="Avenir Next"/>
-          <w:color w:val="1A1A1A"/>
-          <w:sz w:val="21"/>
-          <w:szCs w:val="21"/>
-          <w:u w:val="single"/>
-        </w:rPr>
-        <w:t xml:space="preserve">                </w:t>
-      </w:r>
-      <w:r>
-        <w:rPr>
-          <w:rFonts w:ascii="Avenir Next" w:hAnsi="Avenir Next" w:cs="Avenir Next" w:eastAsia="Avenir Next"/>
-          <w:color w:val="1A1A1A"/>
-          <w:sz w:val="21"/>
+          <w:sz w:val="22"/>
           <w:szCs w:val="21"/>
         </w:rPr>
         <w:t xml:space="preserve">.</w:t>
@@ -980,35 +989,35 @@
           <w:rFonts w:ascii="Avenir Next" w:hAnsi="Avenir Next" w:cs="Avenir Next" w:eastAsia="Avenir Next"/>
           <w:b/>
           <w:color w:val="003A70"/>
+          <w:sz w:val="22"/>
+          <w:szCs w:val="18"/>
+        </w:rPr>
+        <w:t xml:space="preserve">Step 2</w:t>
+      </w:r>
+      <w:r>
+        <w:rPr>
+          <w:rFonts w:ascii="Avenir Next" w:hAnsi="Avenir Next" w:cs="Avenir Next" w:eastAsia="Avenir Next"/>
+          <w:color w:val="1A1A1A"/>
           <w:sz w:val="18"/>
           <w:szCs w:val="18"/>
         </w:rPr>
-        <w:t xml:space="preserve">Step 2</w:t>
-      </w:r>
-      <w:r>
-        <w:rPr>
-          <w:rFonts w:ascii="Avenir Next" w:hAnsi="Avenir Next" w:cs="Avenir Next" w:eastAsia="Avenir Next"/>
-          <w:color w:val="1A1A1A"/>
-          <w:sz w:val="18"/>
-          <w:szCs w:val="18"/>
-        </w:rPr>
         <w:tab/>
       </w:r>
       <w:r>
         <w:rPr>
           <w:rFonts w:ascii="Avenir Next" w:hAnsi="Avenir Next" w:cs="Avenir Next" w:eastAsia="Avenir Next"/>
           <w:color w:val="1A1A1A"/>
+          <w:sz w:val="22"/>
+          <w:szCs w:val="21"/>
+        </w:rPr>
+        <w:t xml:space="preserve">Split the gap into </w:t>
+      </w:r>
+      <w:r>
+        <w:rPr>
+          <w:rFonts w:ascii="Avenir Next" w:hAnsi="Avenir Next" w:cs="Avenir Next" w:eastAsia="Avenir Next"/>
+          <w:color w:val="1A1A1A"/>
           <w:sz w:val="21"/>
           <w:szCs w:val="21"/>
-        </w:rPr>
-        <w:t xml:space="preserve">Split the gap into </w:t>
-      </w:r>
-      <w:r>
-        <w:rPr>
-          <w:rFonts w:ascii="Avenir Next" w:hAnsi="Avenir Next" w:cs="Avenir Next" w:eastAsia="Avenir Next"/>
-          <w:color w:val="1A1A1A"/>
-          <w:sz w:val="21"/>
-          <w:szCs w:val="21"/>
           <w:u w:val="single"/>
         </w:rPr>
         <w:t xml:space="preserve">                </w:t>
@@ -1017,7 +1026,7 @@
         <w:rPr>
           <w:rFonts w:ascii="Avenir Next" w:hAnsi="Avenir Next" w:cs="Avenir Next" w:eastAsia="Avenir Next"/>
           <w:color w:val="1A1A1A"/>
-          <w:sz w:val="21"/>
+          <w:sz w:val="22"/>
           <w:szCs w:val="21"/>
         </w:rPr>
         <w:t xml:space="preserve"> equal parts.</w:t>
@@ -1037,35 +1046,35 @@
           <w:rFonts w:ascii="Avenir Next" w:hAnsi="Avenir Next" w:cs="Avenir Next" w:eastAsia="Avenir Next"/>
           <w:b/>
           <w:color w:val="003A70"/>
+          <w:sz w:val="22"/>
+          <w:szCs w:val="18"/>
+        </w:rPr>
+        <w:t xml:space="preserve">Step 3</w:t>
+      </w:r>
+      <w:r>
+        <w:rPr>
+          <w:rFonts w:ascii="Avenir Next" w:hAnsi="Avenir Next" w:cs="Avenir Next" w:eastAsia="Avenir Next"/>
+          <w:color w:val="1A1A1A"/>
           <w:sz w:val="18"/>
           <w:szCs w:val="18"/>
         </w:rPr>
-        <w:t xml:space="preserve">Step 3</w:t>
-      </w:r>
-      <w:r>
-        <w:rPr>
-          <w:rFonts w:ascii="Avenir Next" w:hAnsi="Avenir Next" w:cs="Avenir Next" w:eastAsia="Avenir Next"/>
-          <w:color w:val="1A1A1A"/>
-          <w:sz w:val="18"/>
-          <w:szCs w:val="18"/>
-        </w:rPr>
         <w:tab/>
       </w:r>
       <w:r>
         <w:rPr>
           <w:rFonts w:ascii="Avenir Next" w:hAnsi="Avenir Next" w:cs="Avenir Next" w:eastAsia="Avenir Next"/>
           <w:color w:val="1A1A1A"/>
+          <w:sz w:val="22"/>
+          <w:szCs w:val="21"/>
+        </w:rPr>
+        <w:t xml:space="preserve">Count </w:t>
+      </w:r>
+      <w:r>
+        <w:rPr>
+          <w:rFonts w:ascii="Avenir Next" w:hAnsi="Avenir Next" w:cs="Avenir Next" w:eastAsia="Avenir Next"/>
+          <w:color w:val="1A1A1A"/>
           <w:sz w:val="21"/>
           <w:szCs w:val="21"/>
-        </w:rPr>
-        <w:t xml:space="preserve">Count </w:t>
-      </w:r>
-      <w:r>
-        <w:rPr>
-          <w:rFonts w:ascii="Avenir Next" w:hAnsi="Avenir Next" w:cs="Avenir Next" w:eastAsia="Avenir Next"/>
-          <w:color w:val="1A1A1A"/>
-          <w:sz w:val="21"/>
-          <w:szCs w:val="21"/>
           <w:u w:val="single"/>
         </w:rPr>
         <w:t xml:space="preserve">                </w:t>
@@ -1074,7 +1083,7 @@
         <w:rPr>
           <w:rFonts w:ascii="Avenir Next" w:hAnsi="Avenir Next" w:cs="Avenir Next" w:eastAsia="Avenir Next"/>
           <w:color w:val="1A1A1A"/>
-          <w:sz w:val="21"/>
+          <w:sz w:val="22"/>
           <w:szCs w:val="21"/>
         </w:rPr>
         <w:t xml:space="preserve"> part left of −1. Mark it.</w:t>
@@ -1137,28 +1146,47 @@
           <w:rFonts w:ascii="Avenir Next" w:hAnsi="Avenir Next" w:cs="Avenir Next" w:eastAsia="Avenir Next"/>
           <w:b/>
           <w:color w:val="003A70"/>
+          <w:sz w:val="22"/>
+          <w:szCs w:val="18"/>
+        </w:rPr>
+        <w:t xml:space="preserve">Step 1</w:t>
+      </w:r>
+      <w:r>
+        <w:rPr>
+          <w:rFonts w:ascii="Avenir Next" w:hAnsi="Avenir Next" w:cs="Avenir Next" w:eastAsia="Avenir Next"/>
+          <w:color w:val="1A1A1A"/>
           <w:sz w:val="18"/>
           <w:szCs w:val="18"/>
         </w:rPr>
-        <w:t xml:space="preserve">Step 1</w:t>
-      </w:r>
-      <w:r>
-        <w:rPr>
-          <w:rFonts w:ascii="Avenir Next" w:hAnsi="Avenir Next" w:cs="Avenir Next" w:eastAsia="Avenir Next"/>
-          <w:color w:val="1A1A1A"/>
-          <w:sz w:val="18"/>
-          <w:szCs w:val="18"/>
-        </w:rPr>
         <w:tab/>
       </w:r>
       <w:r>
         <w:rPr>
           <w:rFonts w:ascii="Avenir Next" w:hAnsi="Avenir Next" w:cs="Avenir Next" w:eastAsia="Avenir Next"/>
           <w:color w:val="1A1A1A"/>
+          <w:sz w:val="22"/>
+          <w:szCs w:val="21"/>
+        </w:rPr>
+        <w:t xml:space="preserve">−0.5 is between </w:t>
+      </w:r>
+      <w:r>
+        <w:rPr>
+          <w:rFonts w:ascii="Avenir Next" w:hAnsi="Avenir Next" w:cs="Avenir Next" w:eastAsia="Avenir Next"/>
+          <w:color w:val="1A1A1A"/>
           <w:sz w:val="21"/>
           <w:szCs w:val="21"/>
-        </w:rPr>
-        <w:t xml:space="preserve">−0.5 is between </w:t>
+          <w:u w:val="single"/>
+        </w:rPr>
+        <w:t xml:space="preserve">                </w:t>
+      </w:r>
+      <w:r>
+        <w:rPr>
+          <w:rFonts w:ascii="Avenir Next" w:hAnsi="Avenir Next" w:cs="Avenir Next" w:eastAsia="Avenir Next"/>
+          <w:color w:val="1A1A1A"/>
+          <w:sz w:val="22"/>
+          <w:szCs w:val="21"/>
+        </w:rPr>
+        <w:t xml:space="preserve"> and </w:t>
       </w:r>
       <w:r>
         <w:rPr>
@@ -1174,26 +1202,7 @@
         <w:rPr>
           <w:rFonts w:ascii="Avenir Next" w:hAnsi="Avenir Next" w:cs="Avenir Next" w:eastAsia="Avenir Next"/>
           <w:color w:val="1A1A1A"/>
-          <w:sz w:val="21"/>
-          <w:szCs w:val="21"/>
-        </w:rPr>
-        <w:t xml:space="preserve"> and </w:t>
-      </w:r>
-      <w:r>
-        <w:rPr>
-          <w:rFonts w:ascii="Avenir Next" w:hAnsi="Avenir Next" w:cs="Avenir Next" w:eastAsia="Avenir Next"/>
-          <w:color w:val="1A1A1A"/>
-          <w:sz w:val="21"/>
-          <w:szCs w:val="21"/>
-          <w:u w:val="single"/>
-        </w:rPr>
-        <w:t xml:space="preserve">                </w:t>
-      </w:r>
-      <w:r>
-        <w:rPr>
-          <w:rFonts w:ascii="Avenir Next" w:hAnsi="Avenir Next" w:cs="Avenir Next" w:eastAsia="Avenir Next"/>
-          <w:color w:val="1A1A1A"/>
-          <w:sz w:val="21"/>
+          <w:sz w:val="22"/>
           <w:szCs w:val="21"/>
         </w:rPr>
         <w:t xml:space="preserve">.</w:t>
@@ -1213,35 +1222,35 @@
           <w:rFonts w:ascii="Avenir Next" w:hAnsi="Avenir Next" w:cs="Avenir Next" w:eastAsia="Avenir Next"/>
           <w:b/>
           <w:color w:val="003A70"/>
+          <w:sz w:val="22"/>
+          <w:szCs w:val="18"/>
+        </w:rPr>
+        <w:t xml:space="preserve">Step 2</w:t>
+      </w:r>
+      <w:r>
+        <w:rPr>
+          <w:rFonts w:ascii="Avenir Next" w:hAnsi="Avenir Next" w:cs="Avenir Next" w:eastAsia="Avenir Next"/>
+          <w:color w:val="1A1A1A"/>
           <w:sz w:val="18"/>
           <w:szCs w:val="18"/>
         </w:rPr>
-        <w:t xml:space="preserve">Step 2</w:t>
-      </w:r>
-      <w:r>
-        <w:rPr>
-          <w:rFonts w:ascii="Avenir Next" w:hAnsi="Avenir Next" w:cs="Avenir Next" w:eastAsia="Avenir Next"/>
-          <w:color w:val="1A1A1A"/>
-          <w:sz w:val="18"/>
-          <w:szCs w:val="18"/>
-        </w:rPr>
         <w:tab/>
       </w:r>
       <w:r>
         <w:rPr>
           <w:rFonts w:ascii="Avenir Next" w:hAnsi="Avenir Next" w:cs="Avenir Next" w:eastAsia="Avenir Next"/>
           <w:color w:val="1A1A1A"/>
+          <w:sz w:val="22"/>
+          <w:szCs w:val="21"/>
+        </w:rPr>
+        <w:t xml:space="preserve">Split the gap into </w:t>
+      </w:r>
+      <w:r>
+        <w:rPr>
+          <w:rFonts w:ascii="Avenir Next" w:hAnsi="Avenir Next" w:cs="Avenir Next" w:eastAsia="Avenir Next"/>
+          <w:color w:val="1A1A1A"/>
           <w:sz w:val="21"/>
           <w:szCs w:val="21"/>
-        </w:rPr>
-        <w:t xml:space="preserve">Split the gap into </w:t>
-      </w:r>
-      <w:r>
-        <w:rPr>
-          <w:rFonts w:ascii="Avenir Next" w:hAnsi="Avenir Next" w:cs="Avenir Next" w:eastAsia="Avenir Next"/>
-          <w:color w:val="1A1A1A"/>
-          <w:sz w:val="21"/>
-          <w:szCs w:val="21"/>
           <w:u w:val="single"/>
         </w:rPr>
         <w:t xml:space="preserve">                </w:t>
@@ -1250,7 +1259,7 @@
         <w:rPr>
           <w:rFonts w:ascii="Avenir Next" w:hAnsi="Avenir Next" w:cs="Avenir Next" w:eastAsia="Avenir Next"/>
           <w:color w:val="1A1A1A"/>
-          <w:sz w:val="21"/>
+          <w:sz w:val="22"/>
           <w:szCs w:val="21"/>
         </w:rPr>
         <w:t xml:space="preserve"> equal parts.</w:t>
@@ -1270,35 +1279,35 @@
           <w:rFonts w:ascii="Avenir Next" w:hAnsi="Avenir Next" w:cs="Avenir Next" w:eastAsia="Avenir Next"/>
           <w:b/>
           <w:color w:val="003A70"/>
+          <w:sz w:val="22"/>
+          <w:szCs w:val="18"/>
+        </w:rPr>
+        <w:t xml:space="preserve">Step 3</w:t>
+      </w:r>
+      <w:r>
+        <w:rPr>
+          <w:rFonts w:ascii="Avenir Next" w:hAnsi="Avenir Next" w:cs="Avenir Next" w:eastAsia="Avenir Next"/>
+          <w:color w:val="1A1A1A"/>
           <w:sz w:val="18"/>
           <w:szCs w:val="18"/>
         </w:rPr>
-        <w:t xml:space="preserve">Step 3</w:t>
-      </w:r>
-      <w:r>
-        <w:rPr>
-          <w:rFonts w:ascii="Avenir Next" w:hAnsi="Avenir Next" w:cs="Avenir Next" w:eastAsia="Avenir Next"/>
-          <w:color w:val="1A1A1A"/>
-          <w:sz w:val="18"/>
-          <w:szCs w:val="18"/>
-        </w:rPr>
         <w:tab/>
       </w:r>
       <w:r>
         <w:rPr>
           <w:rFonts w:ascii="Avenir Next" w:hAnsi="Avenir Next" w:cs="Avenir Next" w:eastAsia="Avenir Next"/>
           <w:color w:val="1A1A1A"/>
+          <w:sz w:val="22"/>
+          <w:szCs w:val="21"/>
+        </w:rPr>
+        <w:t xml:space="preserve">Count </w:t>
+      </w:r>
+      <w:r>
+        <w:rPr>
+          <w:rFonts w:ascii="Avenir Next" w:hAnsi="Avenir Next" w:cs="Avenir Next" w:eastAsia="Avenir Next"/>
+          <w:color w:val="1A1A1A"/>
           <w:sz w:val="21"/>
           <w:szCs w:val="21"/>
-        </w:rPr>
-        <w:t xml:space="preserve">Count </w:t>
-      </w:r>
-      <w:r>
-        <w:rPr>
-          <w:rFonts w:ascii="Avenir Next" w:hAnsi="Avenir Next" w:cs="Avenir Next" w:eastAsia="Avenir Next"/>
-          <w:color w:val="1A1A1A"/>
-          <w:sz w:val="21"/>
-          <w:szCs w:val="21"/>
           <w:u w:val="single"/>
         </w:rPr>
         <w:t xml:space="preserve">                </w:t>
@@ -1307,7 +1316,7 @@
         <w:rPr>
           <w:rFonts w:ascii="Avenir Next" w:hAnsi="Avenir Next" w:cs="Avenir Next" w:eastAsia="Avenir Next"/>
           <w:color w:val="1A1A1A"/>
-          <w:sz w:val="21"/>
+          <w:sz w:val="22"/>
           <w:szCs w:val="21"/>
         </w:rPr>
         <w:t xml:space="preserve"> part left of 0. Mark it.</w:t>
@@ -1315,11 +1324,61 @@
     </w:p>
     <w:p>
       <w:pPr>
+        <w:spacing w:before="30" w:after="30" w:line="240" w:lineRule="auto"/>
+        <w:ind w:left="432"/>
+      </w:pPr>
+      <w:r>
+        <w:rPr>
+          <w:rFonts w:ascii="Avenir Next" w:hAnsi="Avenir Next" w:cs="Avenir Next" w:eastAsia="Avenir Next"/>
+          <w:i/>
+          <w:color w:val="5A5F66"/>
+          <w:sz w:val="17"/>
+          <w:szCs w:val="17"/>
+        </w:rPr>
+        <w:t xml:space="preserve">Use this number line:  </w:t>
+      </w:r>
+      <w:r>
+        <w:drawing>
+          <wp:inline distT="0" distB="0" distL="0" distR="0">
+            <wp:extent cx="3474720" cy="512934"/>
+            <wp:docPr id="201" name="Workspace 201" descr="Blank number line from −2 to 0 with ticks at every half."/>
+            <a:graphic xmlns:a="http://schemas.openxmlformats.org/drawingml/2006/main">
+              <a:graphicData uri="http://schemas.openxmlformats.org/drawingml/2006/picture">
+                <pic:pic xmlns:pic="http://schemas.openxmlformats.org/drawingml/2006/picture">
+                  <pic:nvPicPr>
+                    <pic:cNvPr id="201" name="nl_m2_0_halves.png"/>
+                    <pic:cNvPicPr/>
+                  </pic:nvPicPr>
+                  <pic:blipFill>
+                    <a:blip r:embed="rIdWs201"/>
+                    <a:stretch>
+                      <a:fillRect/>
+                    </a:stretch>
+                  </pic:blipFill>
+                  <pic:spPr>
+                    <a:xfrm>
+                      <a:off x="0" y="0"/>
+                      <a:ext cx="3474720" cy="512934"/>
+                    </a:xfrm>
+                    <a:prstGeom prst="rect">
+                      <a:avLst/>
+                    </a:prstGeom>
+                  </pic:spPr>
+                </pic:pic>
+              </a:graphicData>
+            </a:graphic>
+          </wp:inline>
+        </w:drawing>
+      </w:r>
+    </w:p>
+    <w:p>
+      <w:pPr>
         <w:spacing w:before="0" w:after="0" w:line="20" w:lineRule="exact"/>
       </w:pPr>
     </w:p>
     <w:p>
       <w:pPr>
+        <w:pStyle w:val="Heading2"/>
         <w:keepNext/>
         <w:pBdr>
           <w:bottom w:val="single" w:sz="8" w:space="3" w:color="003A70"/>
@@ -1335,7 +1394,7 @@
           <w:b/>
           <w:color w:val="003A70"/>
           <w:spacing w:val="14"/>
-          <w:sz w:val="19"/>
+          <w:sz w:val="22"/>
           <w:szCs w:val="19"/>
         </w:rPr>
         <w:t xml:space="preserve">YOUR TURN</w:t>
@@ -1354,7 +1413,7 @@
           <w:rFonts w:ascii="Avenir Next" w:hAnsi="Avenir Next" w:cs="Avenir Next" w:eastAsia="Avenir Next"/>
           <w:i/>
           <w:color w:val="5A5F66"/>
-          <w:sz w:val="17"/>
+          <w:sz w:val="22"/>
           <w:szCs w:val="17"/>
         </w:rPr>
         <w:t xml:space="preserve">use the steps on your own</w:t>
@@ -1865,7 +1924,7 @@
       <w:pPr>
         <w:pageBreakBefore/>
         <w:keepNext/>
-        <w:spacing w:before="0" w:after="12" w:line="264" w:lineRule="auto"/>
+        <w:spacing w:before="0" w:after="10" w:line="252" w:lineRule="auto"/>
       </w:pPr>
       <w:r>
         <w:rPr>
@@ -1874,7 +1933,7 @@
           <w:caps/>
           <w:color w:val="003A70"/>
           <w:spacing w:val="12"/>
-          <w:sz w:val="19"/>
+          <w:sz w:val="22"/>
           <w:szCs w:val="19"/>
         </w:rPr>
         <w:t xml:space="preserve">Lesson 7-5  ·  Session 1  ·  Prerequisite Practice B  ·  Skill 2 of 2</w:t>
@@ -1882,8 +1941,9 @@
     </w:p>
     <w:p>
       <w:pPr>
+        <w:pStyle w:val="Heading1"/>
         <w:keepNext/>
-        <w:spacing w:before="0" w:after="10" w:line="240" w:lineRule="auto"/>
+        <w:spacing w:before="0" w:after="8" w:line="240" w:lineRule="auto"/>
       </w:pPr>
       <w:r>
         <w:rPr>
@@ -1901,13 +1961,13 @@
         <w:pBdr>
           <w:bottom w:val="single" w:sz="4" w:space="5" w:color="C9CDD2"/>
         </w:pBdr>
-        <w:spacing w:before="0" w:after="60" w:line="264" w:lineRule="auto"/>
+        <w:spacing w:before="0" w:after="51" w:line="252" w:lineRule="auto"/>
       </w:pPr>
       <w:r>
         <w:rPr>
           <w:rFonts w:ascii="Avenir Next" w:hAnsi="Avenir Next" w:cs="Avenir Next" w:eastAsia="Avenir Next"/>
           <w:color w:val="5A5F66"/>
-          <w:sz w:val="17"/>
+          <w:sz w:val="22"/>
           <w:szCs w:val="17"/>
         </w:rPr>
         <w:t xml:space="preserve">Builds on Lesson 7-1 Session 2 · 6.NS.C.5</w:t>
@@ -1950,7 +2010,8 @@
           </w:tcPr>
           <w:p>
             <w:pPr>
-              <w:spacing w:before="0" w:after="0" w:line="252" w:lineRule="auto"/>
+              <w:pStyle w:val="Heading2"/>
+              <w:spacing w:before="0" w:after="0" w:line="246" w:lineRule="auto"/>
             </w:pPr>
             <w:r>
               <w:rPr>
@@ -1973,13 +2034,13 @@
           </w:tcPr>
           <w:p>
             <w:pPr>
-              <w:spacing w:before="0" w:after="0" w:line="264" w:lineRule="auto"/>
+              <w:spacing w:before="0" w:after="0" w:line="252" w:lineRule="auto"/>
             </w:pPr>
             <w:r>
               <w:rPr>
                 <w:rFonts w:ascii="Avenir Next" w:hAnsi="Avenir Next" w:cs="Avenir Next" w:eastAsia="Avenir Next"/>
                 <w:color w:val="1A1A1A"/>
-                <w:sz w:val="20"/>
+                <w:sz w:val="22"/>
                 <w:szCs w:val="20"/>
               </w:rPr>
               <w:t xml:space="preserve">You will turn “6 units left, 11 units above” into (−6, 11).</w:t>
@@ -1999,7 +2060,8 @@
           </w:tcPr>
           <w:p>
             <w:pPr>
-              <w:spacing w:before="0" w:after="0" w:line="252" w:lineRule="auto"/>
+              <w:pStyle w:val="Heading2"/>
+              <w:spacing w:before="0" w:after="0" w:line="246" w:lineRule="auto"/>
             </w:pPr>
             <w:r>
               <w:rPr>
@@ -2022,13 +2084,13 @@
           </w:tcPr>
           <w:p>
             <w:pPr>
-              <w:spacing w:before="0" w:after="0" w:line="264" w:lineRule="auto"/>
+              <w:spacing w:before="0" w:after="0" w:line="252" w:lineRule="auto"/>
             </w:pPr>
             <w:r>
               <w:rPr>
                 <w:rFonts w:ascii="Avenir Next" w:hAnsi="Avenir Next" w:cs="Avenir Next" w:eastAsia="Avenir Next"/>
                 <w:color w:val="1A1A1A"/>
-                <w:sz w:val="20"/>
+                <w:sz w:val="22"/>
                 <w:szCs w:val="20"/>
               </w:rPr>
               <w:t xml:space="preserve">Write a number for a move: left or down is −, right or up is +.  </w:t>
@@ -2038,7 +2100,7 @@
                 <w:rFonts w:ascii="Avenir Next" w:hAnsi="Avenir Next" w:cs="Avenir Next" w:eastAsia="Avenir Next"/>
                 <w:b/>
                 <w:color w:val="1A1A1A"/>
-                <w:sz w:val="20"/>
+                <w:sz w:val="22"/>
                 <w:szCs w:val="20"/>
               </w:rPr>
               <w:t xml:space="preserve">You will use it in Practice Form A, problem 3.</w:t>
@@ -2049,6 +2111,7 @@
     </w:tbl>
     <w:p>
       <w:pPr>
+        <w:pStyle w:val="Heading2"/>
         <w:keepNext/>
         <w:pBdr>
           <w:bottom w:val="single" w:sz="8" w:space="3" w:color="003A70"/>
@@ -2056,7 +2119,7 @@
         <w:tabs>
           <w:tab w:val="right" w:pos="9504"/>
         </w:tabs>
-        <w:spacing w:before="50" w:after="36" w:line="240" w:lineRule="auto"/>
+        <w:spacing w:before="42" w:after="31" w:line="240" w:lineRule="auto"/>
       </w:pPr>
       <w:r>
         <w:rPr>
@@ -2064,7 +2127,7 @@
           <w:b/>
           <w:color w:val="003A70"/>
           <w:spacing w:val="14"/>
-          <w:sz w:val="19"/>
+          <w:sz w:val="22"/>
           <w:szCs w:val="19"/>
         </w:rPr>
         <w:t xml:space="preserve">STEPS TO FOLLOW</w:t>
@@ -2083,7 +2146,7 @@
           <w:rFonts w:ascii="Avenir Next" w:hAnsi="Avenir Next" w:cs="Avenir Next" w:eastAsia="Avenir Next"/>
           <w:i/>
           <w:color w:val="5A5F66"/>
-          <w:sz w:val="17"/>
+          <w:sz w:val="22"/>
           <w:szCs w:val="17"/>
         </w:rPr>
         <w:t xml:space="preserve">use these same steps on every problem</w:t>
@@ -2125,6 +2188,7 @@
           </w:tcPr>
           <w:p>
             <w:pPr>
+              <w:pStyle w:val="Heading1"/>
               <w:spacing w:before="0" w:after="0" w:line="240" w:lineRule="auto"/>
               <w:jc w:val="center"/>
             </w:pPr>
@@ -2147,13 +2211,13 @@
           </w:tcPr>
           <w:p>
             <w:pPr>
-              <w:spacing w:before="0" w:after="0" w:line="264" w:lineRule="auto"/>
+              <w:spacing w:before="0" w:after="0" w:line="252" w:lineRule="auto"/>
             </w:pPr>
             <w:r>
               <w:rPr>
                 <w:rFonts w:ascii="Avenir Next" w:hAnsi="Avenir Next" w:cs="Avenir Next" w:eastAsia="Avenir Next"/>
                 <w:color w:val="1A1A1A"/>
-                <w:sz w:val="21"/>
+                <w:sz w:val="22"/>
                 <w:szCs w:val="21"/>
               </w:rPr>
               <w:t xml:space="preserve">Read the </w:t>
@@ -2163,7 +2227,7 @@
                 <w:rFonts w:ascii="Avenir Next" w:hAnsi="Avenir Next" w:cs="Avenir Next" w:eastAsia="Avenir Next"/>
                 <w:b/>
                 <w:color w:val="1A1A1A"/>
-                <w:sz w:val="21"/>
+                <w:sz w:val="22"/>
                 <w:szCs w:val="21"/>
               </w:rPr>
               <w:t xml:space="preserve">direction</w:t>
@@ -2172,7 +2236,7 @@
               <w:rPr>
                 <w:rFonts w:ascii="Avenir Next" w:hAnsi="Avenir Next" w:cs="Avenir Next" w:eastAsia="Avenir Next"/>
                 <w:color w:val="1A1A1A"/>
-                <w:sz w:val="21"/>
+                <w:sz w:val="22"/>
                 <w:szCs w:val="21"/>
               </w:rPr>
               <w:t xml:space="preserve"> word.</w:t>
@@ -2191,6 +2255,7 @@
           </w:tcPr>
           <w:p>
             <w:pPr>
+              <w:pStyle w:val="Heading1"/>
               <w:spacing w:before="0" w:after="0" w:line="240" w:lineRule="auto"/>
               <w:jc w:val="center"/>
             </w:pPr>
@@ -2213,13 +2278,13 @@
           </w:tcPr>
           <w:p>
             <w:pPr>
-              <w:spacing w:before="0" w:after="0" w:line="264" w:lineRule="auto"/>
+              <w:spacing w:before="0" w:after="0" w:line="252" w:lineRule="auto"/>
             </w:pPr>
             <w:r>
               <w:rPr>
                 <w:rFonts w:ascii="Avenir Next" w:hAnsi="Avenir Next" w:cs="Avenir Next" w:eastAsia="Avenir Next"/>
                 <w:color w:val="1A1A1A"/>
-                <w:sz w:val="21"/>
+                <w:sz w:val="22"/>
                 <w:szCs w:val="21"/>
               </w:rPr>
               <w:t xml:space="preserve">Right or up is </w:t>
@@ -2229,7 +2294,7 @@
                 <w:rFonts w:ascii="Avenir Next" w:hAnsi="Avenir Next" w:cs="Avenir Next" w:eastAsia="Avenir Next"/>
                 <w:b/>
                 <w:color w:val="1A1A1A"/>
-                <w:sz w:val="21"/>
+                <w:sz w:val="22"/>
                 <w:szCs w:val="21"/>
               </w:rPr>
               <w:t xml:space="preserve">+</w:t>
@@ -2238,7 +2303,7 @@
               <w:rPr>
                 <w:rFonts w:ascii="Avenir Next" w:hAnsi="Avenir Next" w:cs="Avenir Next" w:eastAsia="Avenir Next"/>
                 <w:color w:val="1A1A1A"/>
-                <w:sz w:val="21"/>
+                <w:sz w:val="22"/>
                 <w:szCs w:val="21"/>
               </w:rPr>
               <w:t xml:space="preserve">. Left or down is </w:t>
@@ -2248,7 +2313,7 @@
                 <w:rFonts w:ascii="Avenir Next" w:hAnsi="Avenir Next" w:cs="Avenir Next" w:eastAsia="Avenir Next"/>
                 <w:b/>
                 <w:color w:val="1A1A1A"/>
-                <w:sz w:val="21"/>
+                <w:sz w:val="22"/>
                 <w:szCs w:val="21"/>
               </w:rPr>
               <w:t xml:space="preserve">−</w:t>
@@ -2257,7 +2322,7 @@
               <w:rPr>
                 <w:rFonts w:ascii="Avenir Next" w:hAnsi="Avenir Next" w:cs="Avenir Next" w:eastAsia="Avenir Next"/>
                 <w:color w:val="1A1A1A"/>
-                <w:sz w:val="21"/>
+                <w:sz w:val="22"/>
                 <w:szCs w:val="21"/>
               </w:rPr>
               <w:t xml:space="preserve">.</w:t>
@@ -2276,6 +2341,7 @@
           </w:tcPr>
           <w:p>
             <w:pPr>
+              <w:pStyle w:val="Heading1"/>
               <w:spacing w:before="0" w:after="0" w:line="240" w:lineRule="auto"/>
               <w:jc w:val="center"/>
             </w:pPr>
@@ -2298,13 +2364,13 @@
           </w:tcPr>
           <w:p>
             <w:pPr>
-              <w:spacing w:before="0" w:after="0" w:line="264" w:lineRule="auto"/>
+              <w:spacing w:before="0" w:after="0" w:line="252" w:lineRule="auto"/>
             </w:pPr>
             <w:r>
               <w:rPr>
                 <w:rFonts w:ascii="Avenir Next" w:hAnsi="Avenir Next" w:cs="Avenir Next" w:eastAsia="Avenir Next"/>
                 <w:color w:val="1A1A1A"/>
-                <w:sz w:val="21"/>
+                <w:sz w:val="22"/>
                 <w:szCs w:val="21"/>
               </w:rPr>
               <w:t xml:space="preserve">Write the </w:t>
@@ -2314,7 +2380,7 @@
                 <w:rFonts w:ascii="Avenir Next" w:hAnsi="Avenir Next" w:cs="Avenir Next" w:eastAsia="Avenir Next"/>
                 <w:b/>
                 <w:color w:val="1A1A1A"/>
-                <w:sz w:val="21"/>
+                <w:sz w:val="22"/>
                 <w:szCs w:val="21"/>
               </w:rPr>
               <w:t xml:space="preserve">number</w:t>
@@ -2323,7 +2389,7 @@
               <w:rPr>
                 <w:rFonts w:ascii="Avenir Next" w:hAnsi="Avenir Next" w:cs="Avenir Next" w:eastAsia="Avenir Next"/>
                 <w:color w:val="1A1A1A"/>
-                <w:sz w:val="21"/>
+                <w:sz w:val="22"/>
                 <w:szCs w:val="21"/>
               </w:rPr>
               <w:t xml:space="preserve"> with its sign.</w:t>
@@ -2334,6 +2400,7 @@
     </w:tbl>
     <w:p>
       <w:pPr>
+        <w:pStyle w:val="Heading2"/>
         <w:keepNext/>
         <w:pBdr>
           <w:bottom w:val="single" w:sz="8" w:space="3" w:color="003A70"/>
@@ -2341,7 +2408,7 @@
         <w:tabs>
           <w:tab w:val="right" w:pos="9504"/>
         </w:tabs>
-        <w:spacing w:before="50" w:after="36" w:line="240" w:lineRule="auto"/>
+        <w:spacing w:before="42" w:after="31" w:line="240" w:lineRule="auto"/>
       </w:pPr>
       <w:r>
         <w:rPr>
@@ -2349,7 +2416,7 @@
           <w:b/>
           <w:color w:val="003A70"/>
           <w:spacing w:val="14"/>
-          <w:sz w:val="19"/>
+          <w:sz w:val="22"/>
           <w:szCs w:val="19"/>
         </w:rPr>
         <w:t xml:space="preserve">WATCH ME</w:t>
@@ -2368,7 +2435,7 @@
           <w:rFonts w:ascii="Avenir Next" w:hAnsi="Avenir Next" w:cs="Avenir Next" w:eastAsia="Avenir Next"/>
           <w:i/>
           <w:color w:val="5A5F66"/>
-          <w:sz w:val="17"/>
+          <w:sz w:val="22"/>
           <w:szCs w:val="17"/>
         </w:rPr>
         <w:t xml:space="preserve">the steps in action</w:t>
@@ -2376,14 +2443,14 @@
     </w:p>
     <w:p>
       <w:pPr>
-        <w:spacing w:before="0" w:after="40" w:line="264" w:lineRule="auto"/>
+        <w:spacing w:before="0" w:after="34" w:line="252" w:lineRule="auto"/>
       </w:pPr>
       <w:r>
         <w:rPr>
           <w:rFonts w:ascii="Avenir Next" w:hAnsi="Avenir Next" w:cs="Avenir Next" w:eastAsia="Avenir Next"/>
           <w:b/>
           <w:color w:val="1A1A1A"/>
-          <w:sz w:val="21"/>
+          <w:sz w:val="22"/>
           <w:szCs w:val="21"/>
         </w:rPr>
         <w:t xml:space="preserve">A point is 4 units left of 0. Write its number.</w:t>
@@ -2394,7 +2461,7 @@
         <w:tabs>
           <w:tab w:val="left" w:pos="950"/>
         </w:tabs>
-        <w:spacing w:before="0" w:after="24" w:line="256" w:lineRule="auto"/>
+        <w:spacing w:before="0" w:after="20" w:line="248" w:lineRule="auto"/>
         <w:ind w:left="950" w:hanging="950"/>
       </w:pPr>
       <w:r>
@@ -2402,25 +2469,25 @@
           <w:rFonts w:ascii="Avenir Next" w:hAnsi="Avenir Next" w:cs="Avenir Next" w:eastAsia="Avenir Next"/>
           <w:b/>
           <w:color w:val="003A70"/>
+          <w:sz w:val="22"/>
+          <w:szCs w:val="19"/>
+        </w:rPr>
+        <w:t xml:space="preserve">Step 1</w:t>
+      </w:r>
+      <w:r>
+        <w:rPr>
+          <w:rFonts w:ascii="Avenir Next" w:hAnsi="Avenir Next" w:cs="Avenir Next" w:eastAsia="Avenir Next"/>
+          <w:color w:val="1A1A1A"/>
           <w:sz w:val="19"/>
           <w:szCs w:val="19"/>
         </w:rPr>
-        <w:t xml:space="preserve">Step 1</w:t>
-      </w:r>
-      <w:r>
-        <w:rPr>
-          <w:rFonts w:ascii="Avenir Next" w:hAnsi="Avenir Next" w:cs="Avenir Next" w:eastAsia="Avenir Next"/>
-          <w:color w:val="1A1A1A"/>
-          <w:sz w:val="19"/>
-          <w:szCs w:val="19"/>
-        </w:rPr>
         <w:tab/>
       </w:r>
       <w:r>
         <w:rPr>
           <w:rFonts w:ascii="Avenir Next" w:hAnsi="Avenir Next" w:cs="Avenir Next" w:eastAsia="Avenir Next"/>
           <w:color w:val="1A1A1A"/>
-          <w:sz w:val="21"/>
+          <w:sz w:val="22"/>
           <w:szCs w:val="21"/>
         </w:rPr>
         <w:t xml:space="preserve">The direction is left.</w:t>
@@ -2431,7 +2498,7 @@
         <w:tabs>
           <w:tab w:val="left" w:pos="950"/>
         </w:tabs>
-        <w:spacing w:before="0" w:after="24" w:line="256" w:lineRule="auto"/>
+        <w:spacing w:before="0" w:after="20" w:line="248" w:lineRule="auto"/>
         <w:ind w:left="950" w:hanging="950"/>
       </w:pPr>
       <w:r>
@@ -2439,25 +2506,25 @@
           <w:rFonts w:ascii="Avenir Next" w:hAnsi="Avenir Next" w:cs="Avenir Next" w:eastAsia="Avenir Next"/>
           <w:b/>
           <w:color w:val="003A70"/>
+          <w:sz w:val="22"/>
+          <w:szCs w:val="19"/>
+        </w:rPr>
+        <w:t xml:space="preserve">Step 2</w:t>
+      </w:r>
+      <w:r>
+        <w:rPr>
+          <w:rFonts w:ascii="Avenir Next" w:hAnsi="Avenir Next" w:cs="Avenir Next" w:eastAsia="Avenir Next"/>
+          <w:color w:val="1A1A1A"/>
           <w:sz w:val="19"/>
           <w:szCs w:val="19"/>
         </w:rPr>
-        <w:t xml:space="preserve">Step 2</w:t>
-      </w:r>
-      <w:r>
-        <w:rPr>
-          <w:rFonts w:ascii="Avenir Next" w:hAnsi="Avenir Next" w:cs="Avenir Next" w:eastAsia="Avenir Next"/>
-          <w:color w:val="1A1A1A"/>
-          <w:sz w:val="19"/>
-          <w:szCs w:val="19"/>
-        </w:rPr>
         <w:tab/>
       </w:r>
       <w:r>
         <w:rPr>
           <w:rFonts w:ascii="Avenir Next" w:hAnsi="Avenir Next" w:cs="Avenir Next" w:eastAsia="Avenir Next"/>
           <w:color w:val="1A1A1A"/>
-          <w:sz w:val="21"/>
+          <w:sz w:val="22"/>
           <w:szCs w:val="21"/>
         </w:rPr>
         <w:t xml:space="preserve">Left is −.</w:t>
@@ -2468,7 +2535,7 @@
         <w:tabs>
           <w:tab w:val="left" w:pos="950"/>
         </w:tabs>
-        <w:spacing w:before="0" w:after="24" w:line="256" w:lineRule="auto"/>
+        <w:spacing w:before="0" w:after="20" w:line="248" w:lineRule="auto"/>
         <w:ind w:left="950" w:hanging="950"/>
       </w:pPr>
       <w:r>
@@ -2476,25 +2543,25 @@
           <w:rFonts w:ascii="Avenir Next" w:hAnsi="Avenir Next" w:cs="Avenir Next" w:eastAsia="Avenir Next"/>
           <w:b/>
           <w:color w:val="003A70"/>
+          <w:sz w:val="22"/>
+          <w:szCs w:val="19"/>
+        </w:rPr>
+        <w:t xml:space="preserve">Step 3</w:t>
+      </w:r>
+      <w:r>
+        <w:rPr>
+          <w:rFonts w:ascii="Avenir Next" w:hAnsi="Avenir Next" w:cs="Avenir Next" w:eastAsia="Avenir Next"/>
+          <w:color w:val="1A1A1A"/>
           <w:sz w:val="19"/>
           <w:szCs w:val="19"/>
         </w:rPr>
-        <w:t xml:space="preserve">Step 3</w:t>
-      </w:r>
-      <w:r>
-        <w:rPr>
-          <w:rFonts w:ascii="Avenir Next" w:hAnsi="Avenir Next" w:cs="Avenir Next" w:eastAsia="Avenir Next"/>
-          <w:color w:val="1A1A1A"/>
-          <w:sz w:val="19"/>
-          <w:szCs w:val="19"/>
-        </w:rPr>
         <w:tab/>
       </w:r>
       <w:r>
         <w:rPr>
           <w:rFonts w:ascii="Avenir Next" w:hAnsi="Avenir Next" w:cs="Avenir Next" w:eastAsia="Avenir Next"/>
           <w:color w:val="1A1A1A"/>
-          <w:sz w:val="21"/>
+          <w:sz w:val="22"/>
           <w:szCs w:val="21"/>
         </w:rPr>
         <w:t xml:space="preserve">Write −4.</w:t>
@@ -2505,7 +2572,7 @@
         <w:tabs>
           <w:tab w:val="left" w:pos="950"/>
         </w:tabs>
-        <w:spacing w:before="20" w:after="0" w:line="256" w:lineRule="auto"/>
+        <w:spacing w:before="17" w:after="0" w:line="248" w:lineRule="auto"/>
         <w:ind w:left="950" w:hanging="950"/>
       </w:pPr>
       <w:r>
@@ -2513,18 +2580,18 @@
           <w:rFonts w:ascii="Avenir Next" w:hAnsi="Avenir Next" w:cs="Avenir Next" w:eastAsia="Avenir Next"/>
           <w:b/>
           <w:color w:val="1A1A1A"/>
+          <w:sz w:val="22"/>
+          <w:szCs w:val="21"/>
+        </w:rPr>
+        <w:t xml:space="preserve">Answer</w:t>
+      </w:r>
+      <w:r>
+        <w:rPr>
+          <w:rFonts w:ascii="Avenir Next" w:hAnsi="Avenir Next" w:cs="Avenir Next" w:eastAsia="Avenir Next"/>
+          <w:color w:val="1A1A1A"/>
           <w:sz w:val="21"/>
           <w:szCs w:val="21"/>
         </w:rPr>
-        <w:t xml:space="preserve">Answer</w:t>
-      </w:r>
-      <w:r>
-        <w:rPr>
-          <w:rFonts w:ascii="Avenir Next" w:hAnsi="Avenir Next" w:cs="Avenir Next" w:eastAsia="Avenir Next"/>
-          <w:color w:val="1A1A1A"/>
-          <w:sz w:val="21"/>
-          <w:szCs w:val="21"/>
-        </w:rPr>
         <w:tab/>
       </w:r>
       <w:r>
@@ -2532,7 +2599,7 @@
           <w:rFonts w:ascii="Avenir Next" w:hAnsi="Avenir Next" w:cs="Avenir Next" w:eastAsia="Avenir Next"/>
           <w:b/>
           <w:color w:val="1A1A1A"/>
-          <w:sz w:val="21"/>
+          <w:sz w:val="22"/>
           <w:szCs w:val="21"/>
         </w:rPr>
         <w:t xml:space="preserve">−4</w:t>
@@ -2540,6 +2607,7 @@
     </w:p>
     <w:p>
       <w:pPr>
+        <w:pStyle w:val="Heading2"/>
         <w:keepNext/>
         <w:pBdr>
           <w:bottom w:val="single" w:sz="8" w:space="3" w:color="003A70"/>
@@ -2547,7 +2615,7 @@
         <w:tabs>
           <w:tab w:val="right" w:pos="9504"/>
         </w:tabs>
-        <w:spacing w:before="50" w:after="36" w:line="240" w:lineRule="auto"/>
+        <w:spacing w:before="42" w:after="31" w:line="240" w:lineRule="auto"/>
       </w:pPr>
       <w:r>
         <w:rPr>
@@ -2555,7 +2623,7 @@
           <w:b/>
           <w:color w:val="003A70"/>
           <w:spacing w:val="14"/>
-          <w:sz w:val="19"/>
+          <w:sz w:val="22"/>
           <w:szCs w:val="19"/>
         </w:rPr>
         <w:t xml:space="preserve">TRY IT WITH HELP</w:t>
@@ -2574,7 +2642,7 @@
           <w:rFonts w:ascii="Avenir Next" w:hAnsi="Avenir Next" w:cs="Avenir Next" w:eastAsia="Avenir Next"/>
           <w:i/>
           <w:color w:val="5A5F66"/>
-          <w:sz w:val="17"/>
+          <w:sz w:val="22"/>
           <w:szCs w:val="17"/>
         </w:rPr>
         <w:t xml:space="preserve">fill in each step</w:t>
@@ -2586,7 +2654,7 @@
         <w:tabs>
           <w:tab w:val="left" w:pos="432"/>
         </w:tabs>
-        <w:spacing w:before="90" w:after="40" w:line="268" w:lineRule="auto"/>
+        <w:spacing w:before="76" w:after="34" w:line="254" w:lineRule="auto"/>
         <w:ind w:left="432" w:hanging="432"/>
       </w:pPr>
       <w:r>
@@ -2624,7 +2692,7 @@
         <w:tabs>
           <w:tab w:val="left" w:pos="1300"/>
         </w:tabs>
-        <w:spacing w:before="0" w:after="24" w:line="272" w:lineRule="auto"/>
+        <w:spacing w:before="0" w:after="20" w:line="256" w:lineRule="auto"/>
         <w:ind w:left="1300" w:hanging="868"/>
       </w:pPr>
       <w:r>
@@ -2632,35 +2700,35 @@
           <w:rFonts w:ascii="Avenir Next" w:hAnsi="Avenir Next" w:cs="Avenir Next" w:eastAsia="Avenir Next"/>
           <w:b/>
           <w:color w:val="003A70"/>
+          <w:sz w:val="22"/>
+          <w:szCs w:val="18"/>
+        </w:rPr>
+        <w:t xml:space="preserve">Step 1</w:t>
+      </w:r>
+      <w:r>
+        <w:rPr>
+          <w:rFonts w:ascii="Avenir Next" w:hAnsi="Avenir Next" w:cs="Avenir Next" w:eastAsia="Avenir Next"/>
+          <w:color w:val="1A1A1A"/>
           <w:sz w:val="18"/>
           <w:szCs w:val="18"/>
         </w:rPr>
-        <w:t xml:space="preserve">Step 1</w:t>
-      </w:r>
-      <w:r>
-        <w:rPr>
-          <w:rFonts w:ascii="Avenir Next" w:hAnsi="Avenir Next" w:cs="Avenir Next" w:eastAsia="Avenir Next"/>
-          <w:color w:val="1A1A1A"/>
-          <w:sz w:val="18"/>
-          <w:szCs w:val="18"/>
-        </w:rPr>
         <w:tab/>
       </w:r>
       <w:r>
         <w:rPr>
           <w:rFonts w:ascii="Avenir Next" w:hAnsi="Avenir Next" w:cs="Avenir Next" w:eastAsia="Avenir Next"/>
           <w:color w:val="1A1A1A"/>
+          <w:sz w:val="22"/>
+          <w:szCs w:val="21"/>
+        </w:rPr>
+        <w:t xml:space="preserve">The direction is </w:t>
+      </w:r>
+      <w:r>
+        <w:rPr>
+          <w:rFonts w:ascii="Avenir Next" w:hAnsi="Avenir Next" w:cs="Avenir Next" w:eastAsia="Avenir Next"/>
+          <w:color w:val="1A1A1A"/>
           <w:sz w:val="21"/>
           <w:szCs w:val="21"/>
-        </w:rPr>
-        <w:t xml:space="preserve">The direction is </w:t>
-      </w:r>
-      <w:r>
-        <w:rPr>
-          <w:rFonts w:ascii="Avenir Next" w:hAnsi="Avenir Next" w:cs="Avenir Next" w:eastAsia="Avenir Next"/>
-          <w:color w:val="1A1A1A"/>
-          <w:sz w:val="21"/>
-          <w:szCs w:val="21"/>
           <w:u w:val="single"/>
         </w:rPr>
         <w:t xml:space="preserve">                </w:t>
@@ -2669,7 +2737,7 @@
         <w:rPr>
           <w:rFonts w:ascii="Avenir Next" w:hAnsi="Avenir Next" w:cs="Avenir Next" w:eastAsia="Avenir Next"/>
           <w:color w:val="1A1A1A"/>
-          <w:sz w:val="21"/>
+          <w:sz w:val="22"/>
           <w:szCs w:val="21"/>
         </w:rPr>
         <w:t xml:space="preserve">.</w:t>
@@ -2681,7 +2749,7 @@
         <w:tabs>
           <w:tab w:val="left" w:pos="1300"/>
         </w:tabs>
-        <w:spacing w:before="0" w:after="24" w:line="272" w:lineRule="auto"/>
+        <w:spacing w:before="0" w:after="20" w:line="256" w:lineRule="auto"/>
         <w:ind w:left="1300" w:hanging="868"/>
       </w:pPr>
       <w:r>
@@ -2689,35 +2757,35 @@
           <w:rFonts w:ascii="Avenir Next" w:hAnsi="Avenir Next" w:cs="Avenir Next" w:eastAsia="Avenir Next"/>
           <w:b/>
           <w:color w:val="003A70"/>
+          <w:sz w:val="22"/>
+          <w:szCs w:val="18"/>
+        </w:rPr>
+        <w:t xml:space="preserve">Step 2</w:t>
+      </w:r>
+      <w:r>
+        <w:rPr>
+          <w:rFonts w:ascii="Avenir Next" w:hAnsi="Avenir Next" w:cs="Avenir Next" w:eastAsia="Avenir Next"/>
+          <w:color w:val="1A1A1A"/>
           <w:sz w:val="18"/>
           <w:szCs w:val="18"/>
         </w:rPr>
-        <w:t xml:space="preserve">Step 2</w:t>
-      </w:r>
-      <w:r>
-        <w:rPr>
-          <w:rFonts w:ascii="Avenir Next" w:hAnsi="Avenir Next" w:cs="Avenir Next" w:eastAsia="Avenir Next"/>
-          <w:color w:val="1A1A1A"/>
-          <w:sz w:val="18"/>
-          <w:szCs w:val="18"/>
-        </w:rPr>
         <w:tab/>
       </w:r>
       <w:r>
         <w:rPr>
           <w:rFonts w:ascii="Avenir Next" w:hAnsi="Avenir Next" w:cs="Avenir Next" w:eastAsia="Avenir Next"/>
           <w:color w:val="1A1A1A"/>
+          <w:sz w:val="22"/>
+          <w:szCs w:val="21"/>
+        </w:rPr>
+        <w:t xml:space="preserve">Down is </w:t>
+      </w:r>
+      <w:r>
+        <w:rPr>
+          <w:rFonts w:ascii="Avenir Next" w:hAnsi="Avenir Next" w:cs="Avenir Next" w:eastAsia="Avenir Next"/>
+          <w:color w:val="1A1A1A"/>
           <w:sz w:val="21"/>
           <w:szCs w:val="21"/>
-        </w:rPr>
-        <w:t xml:space="preserve">Down is </w:t>
-      </w:r>
-      <w:r>
-        <w:rPr>
-          <w:rFonts w:ascii="Avenir Next" w:hAnsi="Avenir Next" w:cs="Avenir Next" w:eastAsia="Avenir Next"/>
-          <w:color w:val="1A1A1A"/>
-          <w:sz w:val="21"/>
-          <w:szCs w:val="21"/>
           <w:u w:val="single"/>
         </w:rPr>
         <w:t xml:space="preserve">                </w:t>
@@ -2726,7 +2794,7 @@
         <w:rPr>
           <w:rFonts w:ascii="Avenir Next" w:hAnsi="Avenir Next" w:cs="Avenir Next" w:eastAsia="Avenir Next"/>
           <w:color w:val="1A1A1A"/>
-          <w:sz w:val="21"/>
+          <w:sz w:val="22"/>
           <w:szCs w:val="21"/>
         </w:rPr>
         <w:t xml:space="preserve">.</w:t>
@@ -2738,7 +2806,7 @@
         <w:tabs>
           <w:tab w:val="left" w:pos="1300"/>
         </w:tabs>
-        <w:spacing w:before="0" w:after="24" w:line="272" w:lineRule="auto"/>
+        <w:spacing w:before="0" w:after="20" w:line="256" w:lineRule="auto"/>
         <w:ind w:left="1300" w:hanging="868"/>
       </w:pPr>
       <w:r>
@@ -2746,35 +2814,35 @@
           <w:rFonts w:ascii="Avenir Next" w:hAnsi="Avenir Next" w:cs="Avenir Next" w:eastAsia="Avenir Next"/>
           <w:b/>
           <w:color w:val="003A70"/>
+          <w:sz w:val="22"/>
+          <w:szCs w:val="18"/>
+        </w:rPr>
+        <w:t xml:space="preserve">Step 3</w:t>
+      </w:r>
+      <w:r>
+        <w:rPr>
+          <w:rFonts w:ascii="Avenir Next" w:hAnsi="Avenir Next" w:cs="Avenir Next" w:eastAsia="Avenir Next"/>
+          <w:color w:val="1A1A1A"/>
           <w:sz w:val="18"/>
           <w:szCs w:val="18"/>
         </w:rPr>
-        <w:t xml:space="preserve">Step 3</w:t>
-      </w:r>
-      <w:r>
-        <w:rPr>
-          <w:rFonts w:ascii="Avenir Next" w:hAnsi="Avenir Next" w:cs="Avenir Next" w:eastAsia="Avenir Next"/>
-          <w:color w:val="1A1A1A"/>
-          <w:sz w:val="18"/>
-          <w:szCs w:val="18"/>
-        </w:rPr>
         <w:tab/>
       </w:r>
       <w:r>
         <w:rPr>
           <w:rFonts w:ascii="Avenir Next" w:hAnsi="Avenir Next" w:cs="Avenir Next" w:eastAsia="Avenir Next"/>
           <w:color w:val="1A1A1A"/>
+          <w:sz w:val="22"/>
+          <w:szCs w:val="21"/>
+        </w:rPr>
+        <w:t xml:space="preserve">Write </w:t>
+      </w:r>
+      <w:r>
+        <w:rPr>
+          <w:rFonts w:ascii="Avenir Next" w:hAnsi="Avenir Next" w:cs="Avenir Next" w:eastAsia="Avenir Next"/>
+          <w:color w:val="1A1A1A"/>
           <w:sz w:val="21"/>
           <w:szCs w:val="21"/>
-        </w:rPr>
-        <w:t xml:space="preserve">Write </w:t>
-      </w:r>
-      <w:r>
-        <w:rPr>
-          <w:rFonts w:ascii="Avenir Next" w:hAnsi="Avenir Next" w:cs="Avenir Next" w:eastAsia="Avenir Next"/>
-          <w:color w:val="1A1A1A"/>
-          <w:sz w:val="21"/>
-          <w:szCs w:val="21"/>
           <w:u w:val="single"/>
         </w:rPr>
         <w:t xml:space="preserve">                </w:t>
@@ -2783,7 +2851,7 @@
         <w:rPr>
           <w:rFonts w:ascii="Avenir Next" w:hAnsi="Avenir Next" w:cs="Avenir Next" w:eastAsia="Avenir Next"/>
           <w:color w:val="1A1A1A"/>
-          <w:sz w:val="21"/>
+          <w:sz w:val="22"/>
           <w:szCs w:val="21"/>
         </w:rPr>
         <w:t xml:space="preserve">.</w:t>
@@ -2800,7 +2868,7 @@
         <w:tabs>
           <w:tab w:val="left" w:pos="432"/>
         </w:tabs>
-        <w:spacing w:before="90" w:after="40" w:line="268" w:lineRule="auto"/>
+        <w:spacing w:before="76" w:after="34" w:line="254" w:lineRule="auto"/>
         <w:ind w:left="432" w:hanging="432"/>
       </w:pPr>
       <w:r>
@@ -2838,7 +2906,7 @@
         <w:tabs>
           <w:tab w:val="left" w:pos="1300"/>
         </w:tabs>
-        <w:spacing w:before="0" w:after="24" w:line="272" w:lineRule="auto"/>
+        <w:spacing w:before="0" w:after="20" w:line="256" w:lineRule="auto"/>
         <w:ind w:left="1300" w:hanging="868"/>
       </w:pPr>
       <w:r>
@@ -2846,35 +2914,35 @@
           <w:rFonts w:ascii="Avenir Next" w:hAnsi="Avenir Next" w:cs="Avenir Next" w:eastAsia="Avenir Next"/>
           <w:b/>
           <w:color w:val="003A70"/>
+          <w:sz w:val="22"/>
+          <w:szCs w:val="18"/>
+        </w:rPr>
+        <w:t xml:space="preserve">Step 1</w:t>
+      </w:r>
+      <w:r>
+        <w:rPr>
+          <w:rFonts w:ascii="Avenir Next" w:hAnsi="Avenir Next" w:cs="Avenir Next" w:eastAsia="Avenir Next"/>
+          <w:color w:val="1A1A1A"/>
           <w:sz w:val="18"/>
           <w:szCs w:val="18"/>
         </w:rPr>
-        <w:t xml:space="preserve">Step 1</w:t>
-      </w:r>
-      <w:r>
-        <w:rPr>
-          <w:rFonts w:ascii="Avenir Next" w:hAnsi="Avenir Next" w:cs="Avenir Next" w:eastAsia="Avenir Next"/>
-          <w:color w:val="1A1A1A"/>
-          <w:sz w:val="18"/>
-          <w:szCs w:val="18"/>
-        </w:rPr>
         <w:tab/>
       </w:r>
       <w:r>
         <w:rPr>
           <w:rFonts w:ascii="Avenir Next" w:hAnsi="Avenir Next" w:cs="Avenir Next" w:eastAsia="Avenir Next"/>
           <w:color w:val="1A1A1A"/>
+          <w:sz w:val="22"/>
+          <w:szCs w:val="21"/>
+        </w:rPr>
+        <w:t xml:space="preserve">The direction is </w:t>
+      </w:r>
+      <w:r>
+        <w:rPr>
+          <w:rFonts w:ascii="Avenir Next" w:hAnsi="Avenir Next" w:cs="Avenir Next" w:eastAsia="Avenir Next"/>
+          <w:color w:val="1A1A1A"/>
           <w:sz w:val="21"/>
           <w:szCs w:val="21"/>
-        </w:rPr>
-        <w:t xml:space="preserve">The direction is </w:t>
-      </w:r>
-      <w:r>
-        <w:rPr>
-          <w:rFonts w:ascii="Avenir Next" w:hAnsi="Avenir Next" w:cs="Avenir Next" w:eastAsia="Avenir Next"/>
-          <w:color w:val="1A1A1A"/>
-          <w:sz w:val="21"/>
-          <w:szCs w:val="21"/>
           <w:u w:val="single"/>
         </w:rPr>
         <w:t xml:space="preserve">                </w:t>
@@ -2883,7 +2951,7 @@
         <w:rPr>
           <w:rFonts w:ascii="Avenir Next" w:hAnsi="Avenir Next" w:cs="Avenir Next" w:eastAsia="Avenir Next"/>
           <w:color w:val="1A1A1A"/>
-          <w:sz w:val="21"/>
+          <w:sz w:val="22"/>
           <w:szCs w:val="21"/>
         </w:rPr>
         <w:t xml:space="preserve">.</w:t>
@@ -2895,7 +2963,7 @@
         <w:tabs>
           <w:tab w:val="left" w:pos="1300"/>
         </w:tabs>
-        <w:spacing w:before="0" w:after="24" w:line="272" w:lineRule="auto"/>
+        <w:spacing w:before="0" w:after="20" w:line="256" w:lineRule="auto"/>
         <w:ind w:left="1300" w:hanging="868"/>
       </w:pPr>
       <w:r>
@@ -2903,35 +2971,35 @@
           <w:rFonts w:ascii="Avenir Next" w:hAnsi="Avenir Next" w:cs="Avenir Next" w:eastAsia="Avenir Next"/>
           <w:b/>
           <w:color w:val="003A70"/>
+          <w:sz w:val="22"/>
+          <w:szCs w:val="18"/>
+        </w:rPr>
+        <w:t xml:space="preserve">Step 2</w:t>
+      </w:r>
+      <w:r>
+        <w:rPr>
+          <w:rFonts w:ascii="Avenir Next" w:hAnsi="Avenir Next" w:cs="Avenir Next" w:eastAsia="Avenir Next"/>
+          <w:color w:val="1A1A1A"/>
           <w:sz w:val="18"/>
           <w:szCs w:val="18"/>
         </w:rPr>
-        <w:t xml:space="preserve">Step 2</w:t>
-      </w:r>
-      <w:r>
-        <w:rPr>
-          <w:rFonts w:ascii="Avenir Next" w:hAnsi="Avenir Next" w:cs="Avenir Next" w:eastAsia="Avenir Next"/>
-          <w:color w:val="1A1A1A"/>
-          <w:sz w:val="18"/>
-          <w:szCs w:val="18"/>
-        </w:rPr>
         <w:tab/>
       </w:r>
       <w:r>
         <w:rPr>
           <w:rFonts w:ascii="Avenir Next" w:hAnsi="Avenir Next" w:cs="Avenir Next" w:eastAsia="Avenir Next"/>
           <w:color w:val="1A1A1A"/>
+          <w:sz w:val="22"/>
+          <w:szCs w:val="21"/>
+        </w:rPr>
+        <w:t xml:space="preserve">Up is </w:t>
+      </w:r>
+      <w:r>
+        <w:rPr>
+          <w:rFonts w:ascii="Avenir Next" w:hAnsi="Avenir Next" w:cs="Avenir Next" w:eastAsia="Avenir Next"/>
+          <w:color w:val="1A1A1A"/>
           <w:sz w:val="21"/>
           <w:szCs w:val="21"/>
-        </w:rPr>
-        <w:t xml:space="preserve">Up is </w:t>
-      </w:r>
-      <w:r>
-        <w:rPr>
-          <w:rFonts w:ascii="Avenir Next" w:hAnsi="Avenir Next" w:cs="Avenir Next" w:eastAsia="Avenir Next"/>
-          <w:color w:val="1A1A1A"/>
-          <w:sz w:val="21"/>
-          <w:szCs w:val="21"/>
           <w:u w:val="single"/>
         </w:rPr>
         <w:t xml:space="preserve">                </w:t>
@@ -2940,7 +3008,7 @@
         <w:rPr>
           <w:rFonts w:ascii="Avenir Next" w:hAnsi="Avenir Next" w:cs="Avenir Next" w:eastAsia="Avenir Next"/>
           <w:color w:val="1A1A1A"/>
-          <w:sz w:val="21"/>
+          <w:sz w:val="22"/>
           <w:szCs w:val="21"/>
         </w:rPr>
         <w:t xml:space="preserve">.</w:t>
@@ -2952,7 +3020,7 @@
         <w:tabs>
           <w:tab w:val="left" w:pos="1300"/>
         </w:tabs>
-        <w:spacing w:before="0" w:after="24" w:line="272" w:lineRule="auto"/>
+        <w:spacing w:before="0" w:after="20" w:line="256" w:lineRule="auto"/>
         <w:ind w:left="1300" w:hanging="868"/>
       </w:pPr>
       <w:r>
@@ -2960,35 +3028,35 @@
           <w:rFonts w:ascii="Avenir Next" w:hAnsi="Avenir Next" w:cs="Avenir Next" w:eastAsia="Avenir Next"/>
           <w:b/>
           <w:color w:val="003A70"/>
+          <w:sz w:val="22"/>
+          <w:szCs w:val="18"/>
+        </w:rPr>
+        <w:t xml:space="preserve">Step 3</w:t>
+      </w:r>
+      <w:r>
+        <w:rPr>
+          <w:rFonts w:ascii="Avenir Next" w:hAnsi="Avenir Next" w:cs="Avenir Next" w:eastAsia="Avenir Next"/>
+          <w:color w:val="1A1A1A"/>
           <w:sz w:val="18"/>
           <w:szCs w:val="18"/>
         </w:rPr>
-        <w:t xml:space="preserve">Step 3</w:t>
-      </w:r>
-      <w:r>
-        <w:rPr>
-          <w:rFonts w:ascii="Avenir Next" w:hAnsi="Avenir Next" w:cs="Avenir Next" w:eastAsia="Avenir Next"/>
-          <w:color w:val="1A1A1A"/>
-          <w:sz w:val="18"/>
-          <w:szCs w:val="18"/>
-        </w:rPr>
         <w:tab/>
       </w:r>
       <w:r>
         <w:rPr>
           <w:rFonts w:ascii="Avenir Next" w:hAnsi="Avenir Next" w:cs="Avenir Next" w:eastAsia="Avenir Next"/>
           <w:color w:val="1A1A1A"/>
+          <w:sz w:val="22"/>
+          <w:szCs w:val="21"/>
+        </w:rPr>
+        <w:t xml:space="preserve">Write </w:t>
+      </w:r>
+      <w:r>
+        <w:rPr>
+          <w:rFonts w:ascii="Avenir Next" w:hAnsi="Avenir Next" w:cs="Avenir Next" w:eastAsia="Avenir Next"/>
+          <w:color w:val="1A1A1A"/>
           <w:sz w:val="21"/>
           <w:szCs w:val="21"/>
-        </w:rPr>
-        <w:t xml:space="preserve">Write </w:t>
-      </w:r>
-      <w:r>
-        <w:rPr>
-          <w:rFonts w:ascii="Avenir Next" w:hAnsi="Avenir Next" w:cs="Avenir Next" w:eastAsia="Avenir Next"/>
-          <w:color w:val="1A1A1A"/>
-          <w:sz w:val="21"/>
-          <w:szCs w:val="21"/>
           <w:u w:val="single"/>
         </w:rPr>
         <w:t xml:space="preserve">                </w:t>
@@ -2997,7 +3065,7 @@
         <w:rPr>
           <w:rFonts w:ascii="Avenir Next" w:hAnsi="Avenir Next" w:cs="Avenir Next" w:eastAsia="Avenir Next"/>
           <w:color w:val="1A1A1A"/>
-          <w:sz w:val="21"/>
+          <w:sz w:val="22"/>
           <w:szCs w:val="21"/>
         </w:rPr>
         <w:t xml:space="preserve">.</w:t>
@@ -3010,6 +3078,7 @@
     </w:p>
     <w:p>
       <w:pPr>
+        <w:pStyle w:val="Heading2"/>
         <w:keepNext/>
         <w:pBdr>
           <w:bottom w:val="single" w:sz="8" w:space="3" w:color="003A70"/>
@@ -3017,7 +3086,7 @@
         <w:tabs>
           <w:tab w:val="right" w:pos="9504"/>
         </w:tabs>
-        <w:spacing w:before="50" w:after="36" w:line="240" w:lineRule="auto"/>
+        <w:spacing w:before="42" w:after="31" w:line="240" w:lineRule="auto"/>
       </w:pPr>
       <w:r>
         <w:rPr>
@@ -3025,7 +3094,7 @@
           <w:b/>
           <w:color w:val="003A70"/>
           <w:spacing w:val="14"/>
-          <w:sz w:val="19"/>
+          <w:sz w:val="22"/>
           <w:szCs w:val="19"/>
         </w:rPr>
         <w:t xml:space="preserve">YOUR TURN</w:t>
@@ -3044,7 +3113,7 @@
           <w:rFonts w:ascii="Avenir Next" w:hAnsi="Avenir Next" w:cs="Avenir Next" w:eastAsia="Avenir Next"/>
           <w:i/>
           <w:color w:val="5A5F66"/>
-          <w:sz w:val="17"/>
+          <w:sz w:val="22"/>
           <w:szCs w:val="17"/>
         </w:rPr>
         <w:t xml:space="preserve">use the steps on your own</w:t>
@@ -3094,7 +3163,7 @@
               <w:tabs>
                 <w:tab w:val="left" w:pos="432"/>
               </w:tabs>
-              <w:spacing w:before="90" w:after="40" w:line="268" w:lineRule="auto"/>
+              <w:spacing w:before="76" w:after="34" w:line="254" w:lineRule="auto"/>
               <w:ind w:left="432" w:hanging="432"/>
             </w:pPr>
             <w:r>
@@ -3167,7 +3236,7 @@
                     <w:tabs>
                       <w:tab w:val="left" w:pos="340"/>
                     </w:tabs>
-                    <w:spacing w:before="0" w:after="0" w:line="276" w:lineRule="auto"/>
+                    <w:spacing w:before="0" w:after="0" w:line="258" w:lineRule="auto"/>
                     <w:ind w:left="340" w:hanging="340"/>
                   </w:pPr>
                   <w:r>
@@ -3215,7 +3284,7 @@
                       <w:szCs w:val="22"/>
                       <w:u w:val="single"/>
                     </w:rPr>
-                    <w:t xml:space="preserve">        </w:t>
+                    <w:t xml:space="preserve">            </w:t>
                   </w:r>
                 </w:p>
               </w:tc>
@@ -3229,7 +3298,7 @@
                     <w:tabs>
                       <w:tab w:val="left" w:pos="340"/>
                     </w:tabs>
-                    <w:spacing w:before="0" w:after="0" w:line="276" w:lineRule="auto"/>
+                    <w:spacing w:before="0" w:after="0" w:line="258" w:lineRule="auto"/>
                     <w:ind w:left="340" w:hanging="340"/>
                   </w:pPr>
                   <w:r>
@@ -3277,7 +3346,7 @@
                       <w:szCs w:val="22"/>
                       <w:u w:val="single"/>
                     </w:rPr>
-                    <w:t xml:space="preserve">        </w:t>
+                    <w:t xml:space="preserve">            </w:t>
                   </w:r>
                 </w:p>
               </w:tc>
@@ -3297,7 +3366,7 @@
                     <w:tabs>
                       <w:tab w:val="left" w:pos="340"/>
                     </w:tabs>
-                    <w:spacing w:before="0" w:after="0" w:line="276" w:lineRule="auto"/>
+                    <w:spacing w:before="0" w:after="0" w:line="258" w:lineRule="auto"/>
                     <w:ind w:left="340" w:hanging="340"/>
                   </w:pPr>
                   <w:r>
@@ -3345,7 +3414,7 @@
                       <w:szCs w:val="22"/>
                       <w:u w:val="single"/>
                     </w:rPr>
-                    <w:t xml:space="preserve">        </w:t>
+                    <w:t xml:space="preserve">            </w:t>
                   </w:r>
                 </w:p>
               </w:tc>
@@ -3359,7 +3428,7 @@
                     <w:tabs>
                       <w:tab w:val="left" w:pos="340"/>
                     </w:tabs>
-                    <w:spacing w:before="0" w:after="0" w:line="276" w:lineRule="auto"/>
+                    <w:spacing w:before="0" w:after="0" w:line="258" w:lineRule="auto"/>
                     <w:ind w:left="340" w:hanging="340"/>
                   </w:pPr>
                   <w:r>
@@ -3407,7 +3476,7 @@
                       <w:szCs w:val="22"/>
                       <w:u w:val="single"/>
                     </w:rPr>
-                    <w:t xml:space="preserve">        </w:t>
+                    <w:t xml:space="preserve">            </w:t>
                   </w:r>
                 </w:p>
               </w:tc>
@@ -3427,7 +3496,7 @@
                     <w:tabs>
                       <w:tab w:val="left" w:pos="340"/>
                     </w:tabs>
-                    <w:spacing w:before="0" w:after="0" w:line="276" w:lineRule="auto"/>
+                    <w:spacing w:before="0" w:after="0" w:line="258" w:lineRule="auto"/>
                     <w:ind w:left="340" w:hanging="340"/>
                   </w:pPr>
                   <w:r>
@@ -3475,7 +3544,7 @@
                       <w:szCs w:val="22"/>
                       <w:u w:val="single"/>
                     </w:rPr>
-                    <w:t xml:space="preserve">        </w:t>
+                    <w:t xml:space="preserve">            </w:t>
                   </w:r>
                 </w:p>
               </w:tc>
@@ -3489,7 +3558,7 @@
                     <w:tabs>
                       <w:tab w:val="left" w:pos="340"/>
                     </w:tabs>
-                    <w:spacing w:before="0" w:after="0" w:line="276" w:lineRule="auto"/>
+                    <w:spacing w:before="0" w:after="0" w:line="258" w:lineRule="auto"/>
                     <w:ind w:left="340" w:hanging="340"/>
                   </w:pPr>
                   <w:r>
@@ -3537,7 +3606,7 @@
                       <w:szCs w:val="22"/>
                       <w:u w:val="single"/>
                     </w:rPr>
-                    <w:t xml:space="preserve">        </w:t>
+                    <w:t xml:space="preserve">            </w:t>
                   </w:r>
                 </w:p>
               </w:tc>
@@ -3558,6 +3627,7 @@
     </w:p>
     <w:p>
       <w:pPr>
+        <w:pStyle w:val="Heading2"/>
         <w:keepNext/>
         <w:pBdr>
           <w:bottom w:val="single" w:sz="8" w:space="3" w:color="003A70"/>
@@ -3565,7 +3635,7 @@
         <w:tabs>
           <w:tab w:val="right" w:pos="9504"/>
         </w:tabs>
-        <w:spacing w:before="50" w:after="36" w:line="240" w:lineRule="auto"/>
+        <w:spacing w:before="42" w:after="31" w:line="240" w:lineRule="auto"/>
       </w:pPr>
       <w:r>
         <w:rPr>
@@ -3573,7 +3643,7 @@
           <w:b/>
           <w:color w:val="003A70"/>
           <w:spacing w:val="14"/>
-          <w:sz w:val="19"/>
+          <w:sz w:val="22"/>
           <w:szCs w:val="19"/>
         </w:rPr>
         <w:t xml:space="preserve">READY CHECK</w:t>
@@ -3592,7 +3662,7 @@
           <w:rFonts w:ascii="Avenir Next" w:hAnsi="Avenir Next" w:cs="Avenir Next" w:eastAsia="Avenir Next"/>
           <w:i/>
           <w:color w:val="5A5F66"/>
-          <w:sz w:val="17"/>
+          <w:sz w:val="22"/>
           <w:szCs w:val="17"/>
         </w:rPr>
         <w:t xml:space="preserve">a problem like the one in today’s lesson</w:t>
@@ -3642,7 +3712,7 @@
               <w:tabs>
                 <w:tab w:val="left" w:pos="432"/>
               </w:tabs>
-              <w:spacing w:before="90" w:after="40" w:line="268" w:lineRule="auto"/>
+              <w:spacing w:before="76" w:after="34" w:line="254" w:lineRule="auto"/>
               <w:ind w:left="432" w:hanging="432"/>
             </w:pPr>
             <w:r>
@@ -3716,7 +3786,7 @@
                     <w:tabs>
                       <w:tab w:val="left" w:pos="340"/>
                     </w:tabs>
-                    <w:spacing w:before="0" w:after="0" w:line="264" w:lineRule="auto"/>
+                    <w:spacing w:before="0" w:after="0" w:line="252" w:lineRule="auto"/>
                     <w:ind w:left="340" w:hanging="340"/>
                   </w:pPr>
                   <w:r>
@@ -3724,25 +3794,25 @@
                       <w:rFonts w:ascii="Avenir Next" w:hAnsi="Avenir Next" w:cs="Avenir Next" w:eastAsia="Avenir Next"/>
                       <w:b/>
                       <w:color w:val="003A70"/>
+                      <w:sz w:val="22"/>
+                      <w:szCs w:val="21"/>
+                    </w:rPr>
+                    <w:t xml:space="preserve">A</w:t>
+                  </w:r>
+                  <w:r>
+                    <w:rPr>
+                      <w:rFonts w:ascii="Avenir Next" w:hAnsi="Avenir Next" w:cs="Avenir Next" w:eastAsia="Avenir Next"/>
+                      <w:color w:val="1A1A1A"/>
                       <w:sz w:val="21"/>
                       <w:szCs w:val="21"/>
                     </w:rPr>
-                    <w:t xml:space="preserve">A</w:t>
-                  </w:r>
-                  <w:r>
-                    <w:rPr>
-                      <w:rFonts w:ascii="Avenir Next" w:hAnsi="Avenir Next" w:cs="Avenir Next" w:eastAsia="Avenir Next"/>
-                      <w:color w:val="1A1A1A"/>
-                      <w:sz w:val="21"/>
-                      <w:szCs w:val="21"/>
-                    </w:rPr>
                     <w:tab/>
                   </w:r>
                   <w:r>
                     <w:rPr>
                       <w:rFonts w:ascii="Avenir Next" w:hAnsi="Avenir Next" w:cs="Avenir Next" w:eastAsia="Avenir Next"/>
                       <w:color w:val="1A1A1A"/>
-                      <w:sz w:val="21"/>
+                      <w:sz w:val="22"/>
                       <w:szCs w:val="21"/>
                     </w:rPr>
                     <w:t xml:space="preserve">(4, 9)</w:t>
@@ -3759,7 +3829,7 @@
                     <w:tabs>
                       <w:tab w:val="left" w:pos="340"/>
                     </w:tabs>
-                    <w:spacing w:before="0" w:after="0" w:line="264" w:lineRule="auto"/>
+                    <w:spacing w:before="0" w:after="0" w:line="252" w:lineRule="auto"/>
                     <w:ind w:left="340" w:hanging="340"/>
                   </w:pPr>
                   <w:r>
@@ -3767,25 +3837,25 @@
                       <w:rFonts w:ascii="Avenir Next" w:hAnsi="Avenir Next" w:cs="Avenir Next" w:eastAsia="Avenir Next"/>
                       <w:b/>
                       <w:color w:val="003A70"/>
+                      <w:sz w:val="22"/>
+                      <w:szCs w:val="21"/>
+                    </w:rPr>
+                    <w:t xml:space="preserve">B</w:t>
+                  </w:r>
+                  <w:r>
+                    <w:rPr>
+                      <w:rFonts w:ascii="Avenir Next" w:hAnsi="Avenir Next" w:cs="Avenir Next" w:eastAsia="Avenir Next"/>
+                      <w:color w:val="1A1A1A"/>
                       <w:sz w:val="21"/>
                       <w:szCs w:val="21"/>
                     </w:rPr>
-                    <w:t xml:space="preserve">B</w:t>
-                  </w:r>
-                  <w:r>
-                    <w:rPr>
-                      <w:rFonts w:ascii="Avenir Next" w:hAnsi="Avenir Next" w:cs="Avenir Next" w:eastAsia="Avenir Next"/>
-                      <w:color w:val="1A1A1A"/>
-                      <w:sz w:val="21"/>
-                      <w:szCs w:val="21"/>
-                    </w:rPr>
                     <w:tab/>
                   </w:r>
                   <w:r>
                     <w:rPr>
                       <w:rFonts w:ascii="Avenir Next" w:hAnsi="Avenir Next" w:cs="Avenir Next" w:eastAsia="Avenir Next"/>
                       <w:color w:val="1A1A1A"/>
-                      <w:sz w:val="21"/>
+                      <w:sz w:val="22"/>
                       <w:szCs w:val="21"/>
                     </w:rPr>
                     <w:t xml:space="preserve">(−4, 9)</w:t>
@@ -3802,7 +3872,7 @@
                     <w:tabs>
                       <w:tab w:val="left" w:pos="340"/>
                     </w:tabs>
-                    <w:spacing w:before="0" w:after="0" w:line="264" w:lineRule="auto"/>
+                    <w:spacing w:before="0" w:after="0" w:line="252" w:lineRule="auto"/>
                     <w:ind w:left="340" w:hanging="340"/>
                   </w:pPr>
                   <w:r>
@@ -3810,25 +3880,25 @@
                       <w:rFonts w:ascii="Avenir Next" w:hAnsi="Avenir Next" w:cs="Avenir Next" w:eastAsia="Avenir Next"/>
                       <w:b/>
                       <w:color w:val="003A70"/>
+                      <w:sz w:val="22"/>
+                      <w:szCs w:val="21"/>
+                    </w:rPr>
+                    <w:t xml:space="preserve">C</w:t>
+                  </w:r>
+                  <w:r>
+                    <w:rPr>
+                      <w:rFonts w:ascii="Avenir Next" w:hAnsi="Avenir Next" w:cs="Avenir Next" w:eastAsia="Avenir Next"/>
+                      <w:color w:val="1A1A1A"/>
                       <w:sz w:val="21"/>
                       <w:szCs w:val="21"/>
                     </w:rPr>
-                    <w:t xml:space="preserve">C</w:t>
-                  </w:r>
-                  <w:r>
-                    <w:rPr>
-                      <w:rFonts w:ascii="Avenir Next" w:hAnsi="Avenir Next" w:cs="Avenir Next" w:eastAsia="Avenir Next"/>
-                      <w:color w:val="1A1A1A"/>
-                      <w:sz w:val="21"/>
-                      <w:szCs w:val="21"/>
-                    </w:rPr>
                     <w:tab/>
                   </w:r>
                   <w:r>
                     <w:rPr>
                       <w:rFonts w:ascii="Avenir Next" w:hAnsi="Avenir Next" w:cs="Avenir Next" w:eastAsia="Avenir Next"/>
                       <w:color w:val="1A1A1A"/>
-                      <w:sz w:val="21"/>
+                      <w:sz w:val="22"/>
                       <w:szCs w:val="21"/>
                     </w:rPr>
                     <w:t xml:space="preserve">(9, −4)</w:t>
@@ -3845,7 +3915,7 @@
                     <w:tabs>
                       <w:tab w:val="left" w:pos="340"/>
                     </w:tabs>
-                    <w:spacing w:before="0" w:after="0" w:line="264" w:lineRule="auto"/>
+                    <w:spacing w:before="0" w:after="0" w:line="252" w:lineRule="auto"/>
                     <w:ind w:left="340" w:hanging="340"/>
                   </w:pPr>
                   <w:r>
@@ -3853,25 +3923,25 @@
                       <w:rFonts w:ascii="Avenir Next" w:hAnsi="Avenir Next" w:cs="Avenir Next" w:eastAsia="Avenir Next"/>
                       <w:b/>
                       <w:color w:val="003A70"/>
+                      <w:sz w:val="22"/>
+                      <w:szCs w:val="21"/>
+                    </w:rPr>
+                    <w:t xml:space="preserve">D</w:t>
+                  </w:r>
+                  <w:r>
+                    <w:rPr>
+                      <w:rFonts w:ascii="Avenir Next" w:hAnsi="Avenir Next" w:cs="Avenir Next" w:eastAsia="Avenir Next"/>
+                      <w:color w:val="1A1A1A"/>
                       <w:sz w:val="21"/>
                       <w:szCs w:val="21"/>
                     </w:rPr>
-                    <w:t xml:space="preserve">D</w:t>
-                  </w:r>
-                  <w:r>
-                    <w:rPr>
-                      <w:rFonts w:ascii="Avenir Next" w:hAnsi="Avenir Next" w:cs="Avenir Next" w:eastAsia="Avenir Next"/>
-                      <w:color w:val="1A1A1A"/>
-                      <w:sz w:val="21"/>
-                      <w:szCs w:val="21"/>
-                    </w:rPr>
                     <w:tab/>
                   </w:r>
                   <w:r>
                     <w:rPr>
                       <w:rFonts w:ascii="Avenir Next" w:hAnsi="Avenir Next" w:cs="Avenir Next" w:eastAsia="Avenir Next"/>
                       <w:color w:val="1A1A1A"/>
-                      <w:sz w:val="21"/>
+                      <w:sz w:val="22"/>
                       <w:szCs w:val="21"/>
                     </w:rPr>
                     <w:t xml:space="preserve">(−4, −9)</w:t>
@@ -3920,19 +3990,42 @@
         <w:tblLook w:val="0000" w:firstRow="0" w:lastRow="0" w:firstColumn="0" w:lastColumn="0" w:noHBand="1" w:noVBand="1"/>
       </w:tblPr>
       <w:tblGrid>
-        <w:gridCol w:w="2000"/>
-        <w:gridCol w:w="2300"/>
-        <w:gridCol w:w="2100"/>
-        <w:gridCol w:w="3104"/>
+        <w:gridCol w:w="1750"/>
+        <w:gridCol w:w="2500"/>
+        <w:gridCol w:w="2200"/>
+        <w:gridCol w:w="3054"/>
       </w:tblGrid>
       <w:tr>
         <w:trPr>
           <w:cantSplit/>
-          <w:trHeight w:val="320" w:hRule="atLeast"/>
+          <w:trHeight w:val="300" w:hRule="atLeast"/>
         </w:trPr>
         <w:tc>
           <w:tcPr>
-            <w:tcW w:w="2000" w:type="dxa"/>
+            <w:tcW w:w="1750" w:type="dxa"/>
+            <w:vAlign w:val="center"/>
+          </w:tcPr>
+          <w:p>
+            <w:pPr>
+              <w:pStyle w:val="Heading2"/>
+              <w:spacing w:before="0" w:after="0" w:line="240" w:lineRule="auto"/>
+            </w:pPr>
+            <w:r>
+              <w:rPr>
+                <w:rFonts w:ascii="Avenir Next" w:hAnsi="Avenir Next" w:cs="Avenir Next" w:eastAsia="Avenir Next"/>
+                <w:b/>
+                <w:color w:val="003A70"/>
+                <w:spacing w:val="12"/>
+                <w:sz w:val="15"/>
+                <w:szCs w:val="15"/>
+              </w:rPr>
+              <w:t xml:space="preserve">CHECK YOURSELF</w:t>
+            </w:r>
+          </w:p>
+        </w:tc>
+        <w:tc>
+          <w:tcPr>
+            <w:tcW w:w="2500" w:type="dxa"/>
             <w:vAlign w:val="center"/>
           </w:tcPr>
           <w:p>
@@ -3941,20 +4034,27 @@
             </w:pPr>
             <w:r>
               <w:rPr>
-                <w:rFonts w:ascii="Avenir Next" w:hAnsi="Avenir Next" w:cs="Avenir Next" w:eastAsia="Avenir Next"/>
-                <w:b/>
-                <w:color w:val="003A70"/>
-                <w:spacing w:val="12"/>
-                <w:sz w:val="15"/>
-                <w:szCs w:val="15"/>
-              </w:rPr>
-              <w:t xml:space="preserve">CHECK YOURSELF</w:t>
+                <w:rFonts w:ascii="Arial" w:hAnsi="Arial" w:cs="Arial" w:eastAsia="Arial"/>
+                <w:color w:val="1A1A1A"/>
+                <w:sz w:val="20"/>
+                <w:szCs w:val="20"/>
+              </w:rPr>
+              <w:t xml:space="preserve">□</w:t>
+            </w:r>
+            <w:r>
+              <w:rPr>
+                <w:rFonts w:ascii="Avenir Next" w:hAnsi="Avenir Next" w:cs="Avenir Next" w:eastAsia="Avenir Next"/>
+                <w:color w:val="1A1A1A"/>
+                <w:sz w:val="17"/>
+                <w:szCs w:val="17"/>
+              </w:rPr>
+              <w:t xml:space="preserve">  I can do this on my own</w:t>
             </w:r>
           </w:p>
         </w:tc>
         <w:tc>
           <w:tcPr>
-            <w:tcW w:w="2300" w:type="dxa"/>
+            <w:tcW w:w="2200" w:type="dxa"/>
             <w:vAlign w:val="center"/>
           </w:tcPr>
           <w:p>
@@ -3965,8 +4065,8 @@
               <w:rPr>
                 <w:rFonts w:ascii="Arial" w:hAnsi="Arial" w:cs="Arial" w:eastAsia="Arial"/>
                 <w:color w:val="1A1A1A"/>
-                <w:sz w:val="24"/>
-                <w:szCs w:val="24"/>
+                <w:sz w:val="20"/>
+                <w:szCs w:val="20"/>
               </w:rPr>
               <w:t xml:space="preserve">□</w:t>
             </w:r>
@@ -3977,13 +4077,13 @@
                 <w:sz w:val="17"/>
                 <w:szCs w:val="17"/>
               </w:rPr>
-              <w:t xml:space="preserve">  I can do this on my own</w:t>
+              <w:t xml:space="preserve">  I need a little help</w:t>
             </w:r>
           </w:p>
         </w:tc>
         <w:tc>
           <w:tcPr>
-            <w:tcW w:w="2100" w:type="dxa"/>
+            <w:tcW w:w="3054" w:type="dxa"/>
             <w:vAlign w:val="center"/>
           </w:tcPr>
           <w:p>
@@ -3994,37 +4094,8 @@
               <w:rPr>
                 <w:rFonts w:ascii="Arial" w:hAnsi="Arial" w:cs="Arial" w:eastAsia="Arial"/>
                 <w:color w:val="1A1A1A"/>
-                <w:sz w:val="24"/>
-                <w:szCs w:val="24"/>
-              </w:rPr>
-              <w:t xml:space="preserve">□</w:t>
-            </w:r>
-            <w:r>
-              <w:rPr>
-                <w:rFonts w:ascii="Avenir Next" w:hAnsi="Avenir Next" w:cs="Avenir Next" w:eastAsia="Avenir Next"/>
-                <w:color w:val="1A1A1A"/>
-                <w:sz w:val="17"/>
-                <w:szCs w:val="17"/>
-              </w:rPr>
-              <w:t xml:space="preserve">  I need a little help</w:t>
-            </w:r>
-          </w:p>
-        </w:tc>
-        <w:tc>
-          <w:tcPr>
-            <w:tcW w:w="3104" w:type="dxa"/>
-            <w:vAlign w:val="center"/>
-          </w:tcPr>
-          <w:p>
-            <w:pPr>
-              <w:spacing w:before="0" w:after="0" w:line="240" w:lineRule="auto"/>
-            </w:pPr>
-            <w:r>
-              <w:rPr>
-                <w:rFonts w:ascii="Arial" w:hAnsi="Arial" w:cs="Arial" w:eastAsia="Arial"/>
-                <w:color w:val="1A1A1A"/>
-                <w:sz w:val="24"/>
-                <w:szCs w:val="24"/>
+                <w:sz w:val="20"/>
+                <w:szCs w:val="20"/>
               </w:rPr>
               <w:t xml:space="preserve">□</w:t>
             </w:r>
@@ -4059,7 +4130,7 @@
     <w:sectPr>
       <w:footerReference w:type="default" r:id="rIdFooter1"/>
       <w:pgSz w:w="12240" w:h="15840"/>
-      <w:pgMar w:top="893" w:right="1224" w:bottom="835" w:left="1512" w:header="432" w:footer="432" w:gutter="0"/>
+      <w:pgMar w:top="780" w:right="1224" w:bottom="760" w:left="1512" w:header="432" w:footer="432" w:gutter="0"/>
       <w:cols w:space="720"/>
     </w:sectPr>
   </w:body>
@@ -4139,7 +4210,106 @@
               <w:sz w:val="15"/>
               <w:szCs w:val="15"/>
             </w:rPr>
-            <w:t xml:space="preserve">Lesson 7-5  ·  Session 1  ·  Prerequisite Practice B</w:t>
+            <w:t xml:space="preserve">7-5 · Page </w:t>
+          </w:r>
+          <w:r>
+            <w:rPr>
+              <w:rFonts w:ascii="Avenir Next" w:hAnsi="Avenir Next" w:cs="Avenir Next" w:eastAsia="Avenir Next"/>
+              <w:color w:val="5A5F66"/>
+              <w:sz w:val="15"/>
+              <w:szCs w:val="15"/>
+            </w:rPr>
+            <w:fldChar w:fldCharType="begin"/>
+          </w:r>
+          <w:r>
+            <w:rPr>
+              <w:rFonts w:ascii="Avenir Next" w:hAnsi="Avenir Next" w:cs="Avenir Next" w:eastAsia="Avenir Next"/>
+              <w:color w:val="5A5F66"/>
+              <w:sz w:val="15"/>
+              <w:szCs w:val="15"/>
+            </w:rPr>
+            <w:instrText xml:space="preserve"> PAGE </w:instrText>
+          </w:r>
+          <w:r>
+            <w:rPr>
+              <w:rFonts w:ascii="Avenir Next" w:hAnsi="Avenir Next" w:cs="Avenir Next" w:eastAsia="Avenir Next"/>
+              <w:color w:val="5A5F66"/>
+              <w:sz w:val="15"/>
+              <w:szCs w:val="15"/>
+            </w:rPr>
+            <w:fldChar w:fldCharType="separate"/>
+          </w:r>
+          <w:r>
+            <w:rPr>
+              <w:rFonts w:ascii="Avenir Next" w:hAnsi="Avenir Next" w:cs="Avenir Next" w:eastAsia="Avenir Next"/>
+              <w:color w:val="5A5F66"/>
+              <w:sz w:val="15"/>
+              <w:szCs w:val="15"/>
+            </w:rPr>
+            <w:t xml:space="preserve">1</w:t>
+          </w:r>
+          <w:r>
+            <w:rPr>
+              <w:rFonts w:ascii="Avenir Next" w:hAnsi="Avenir Next" w:cs="Avenir Next" w:eastAsia="Avenir Next"/>
+              <w:color w:val="5A5F66"/>
+              <w:sz w:val="15"/>
+              <w:szCs w:val="15"/>
+            </w:rPr>
+            <w:fldChar w:fldCharType="end"/>
+          </w:r>
+          <w:r>
+            <w:rPr>
+              <w:rFonts w:ascii="Avenir Next" w:hAnsi="Avenir Next" w:cs="Avenir Next" w:eastAsia="Avenir Next"/>
+              <w:color w:val="5A5F66"/>
+              <w:sz w:val="15"/>
+              <w:szCs w:val="15"/>
+            </w:rPr>
+            <w:t xml:space="preserve"> of </w:t>
+          </w:r>
+          <w:r>
+            <w:rPr>
+              <w:rFonts w:ascii="Avenir Next" w:hAnsi="Avenir Next" w:cs="Avenir Next" w:eastAsia="Avenir Next"/>
+              <w:color w:val="5A5F66"/>
+              <w:sz w:val="15"/>
+              <w:szCs w:val="15"/>
+            </w:rPr>
+            <w:fldChar w:fldCharType="begin"/>
+          </w:r>
+          <w:r>
+            <w:rPr>
+              <w:rFonts w:ascii="Avenir Next" w:hAnsi="Avenir Next" w:cs="Avenir Next" w:eastAsia="Avenir Next"/>
+              <w:color w:val="5A5F66"/>
+              <w:sz w:val="15"/>
+              <w:szCs w:val="15"/>
+            </w:rPr>
+            <w:instrText xml:space="preserve"> NUMPAGES </w:instrText>
+          </w:r>
+          <w:r>
+            <w:rPr>
+              <w:rFonts w:ascii="Avenir Next" w:hAnsi="Avenir Next" w:cs="Avenir Next" w:eastAsia="Avenir Next"/>
+              <w:color w:val="5A5F66"/>
+              <w:sz w:val="15"/>
+              <w:szCs w:val="15"/>
+            </w:rPr>
+            <w:fldChar w:fldCharType="separate"/>
+          </w:r>
+          <w:r>
+            <w:rPr>
+              <w:rFonts w:ascii="Avenir Next" w:hAnsi="Avenir Next" w:cs="Avenir Next" w:eastAsia="Avenir Next"/>
+              <w:color w:val="5A5F66"/>
+              <w:sz w:val="15"/>
+              <w:szCs w:val="15"/>
+            </w:rPr>
+            <w:t xml:space="preserve">1</w:t>
+          </w:r>
+          <w:r>
+            <w:rPr>
+              <w:rFonts w:ascii="Avenir Next" w:hAnsi="Avenir Next" w:cs="Avenir Next" w:eastAsia="Avenir Next"/>
+              <w:color w:val="5A5F66"/>
+              <w:sz w:val="15"/>
+              <w:szCs w:val="15"/>
+            </w:rPr>
+            <w:fldChar w:fldCharType="end"/>
           </w:r>
         </w:p>
       </w:tc>
@@ -4182,5 +4352,23 @@
       </w:tblCellMar>
     </w:tblPr>
   </w:style>
+  <w:style w:type="paragraph" w:styleId="Heading1">
+    <w:name w:val="heading 1"/>
+    <w:basedOn w:val="Normal"/>
+    <w:pPr>
+      <w:outlineLvl w:val="0"/>
+      <w:keepNext w:val="0"/>
+      <w:keepLines w:val="0"/>
+    </w:pPr>
+  </w:style>
+  <w:style w:type="paragraph" w:styleId="Heading2">
+    <w:name w:val="heading 2"/>
+    <w:basedOn w:val="Normal"/>
+    <w:pPr>
+      <w:outlineLvl w:val="1"/>
+      <w:keepNext w:val="0"/>
+      <w:keepLines w:val="0"/>
+    </w:pPr>
+  </w:style>
 </w:styles>
 </file>